--- a/reports/20260902_大野市ENOWA_FeasibilityStudy_RedTeam.docx
+++ b/reports/20260902_大野市ENOWA_FeasibilityStudy_RedTeam.docx
@@ -97,7 +97,7 @@
           <w:sz w:val="19"/>
           <w:szCs w:val="19"/>
         </w:rPr>
-        <w:t xml:space="preserve">v1.0（2026年9月2日）</w:t>
+        <w:t xml:space="preserve">v1.1（2026年9月2日）</w:t>
       </w:r>
     </w:p>
     <w:p>
@@ -123,7 +123,7 @@
           <w:sz w:val="19"/>
           <w:szCs w:val="19"/>
         </w:rPr>
-        <w:t xml:space="preserve">提案書Vol1/Vol2・検討経緯・9/1-2視察記録</w:t>
+        <w:t xml:space="preserve">提案書Vol1/Vol2・9/1-2視察記録・他チームFSとの相互検証</w:t>
       </w:r>
     </w:p>
     <w:p>
@@ -846,7 +846,79 @@
           <w:sz w:val="25"/>
           <w:szCs w:val="25"/>
         </w:rPr>
-        <w:t xml:space="preserve">判定：CONDITIONAL GO ― ただし、初期構想の中核（分散型ホテル）は HOLD</w:t>
+        <w:t xml:space="preserve">判定：PIVOT ― 事業定義を「ホテル開発」から「体験ポートフォリオ＋水科学基盤」へ変更する</w:t>
+      </w:r>
+    </w:p>
+    <w:p>
+      <w:pPr>
+        <w:pBdr>
+          <w:left w:val="single" w:color="3F5E39" w:sz="12" w:space="8"/>
+        </w:pBdr>
+        <w:shd w:fill="F2F4EF" w:color="auto" w:val="clear"/>
+        <w:spacing w:after="60" w:before="60" w:line="300"/>
+        <w:ind w:left="280"/>
+      </w:pPr>
+      <w:r>
+        <w:rPr>
+          <w:rFonts w:ascii="Yu Gothic" w:cs="Yu Gothic" w:eastAsia="Yu Gothic" w:hAnsi="Yu Gothic"/>
+          <w:b/>
+          <w:bCs/>
+        </w:rPr>
+        <w:t xml:space="preserve">【v1.1での改訂】</w:t>
+      </w:r>
+      <w:r>
+        <w:rPr>
+          <w:rFonts w:ascii="Yu Gothic" w:cs="Yu Gothic" w:eastAsia="Yu Gothic" w:hAnsi="Yu Gothic"/>
+        </w:rPr>
+        <w:t xml:space="preserve"> 当初の判定ラベルは「CONDITIONAL GO」であったが、他チームのFSとの相互検証を経て</w:t>
+      </w:r>
+    </w:p>
+    <w:p>
+      <w:pPr>
+        <w:pBdr>
+          <w:left w:val="single" w:color="3F5E39" w:sz="12" w:space="8"/>
+        </w:pBdr>
+        <w:shd w:fill="F2F4EF" w:color="auto" w:val="clear"/>
+        <w:spacing w:after="60" w:before="60" w:line="300"/>
+        <w:ind w:left="280"/>
+      </w:pPr>
+      <w:r>
+        <w:rPr>
+          <w:rFonts w:ascii="Yu Gothic" w:cs="Yu Gothic" w:eastAsia="Yu Gothic" w:hAnsi="Yu Gothic"/>
+          <w:b/>
+          <w:bCs/>
+        </w:rPr>
+        <w:t xml:space="preserve">「PIVOT」に改めた。</w:t>
+      </w:r>
+      <w:r>
+        <w:rPr>
+          <w:rFonts w:ascii="Yu Gothic" w:cs="Yu Gothic" w:eastAsia="Yu Gothic" w:hAnsi="Yu Gothic"/>
+        </w:rPr>
+        <w:t xml:space="preserve">「CONDITIONAL GO」は社内で「条件付き承認」と誤読される危険があり、</w:t>
+      </w:r>
+    </w:p>
+    <w:p>
+      <w:pPr>
+        <w:pBdr>
+          <w:left w:val="single" w:color="3F5E39" w:sz="12" w:space="8"/>
+        </w:pBdr>
+        <w:shd w:fill="F2F4EF" w:color="auto" w:val="clear"/>
+        <w:spacing w:after="60" w:before="60" w:line="300"/>
+        <w:ind w:left="280"/>
+      </w:pPr>
+      <w:r>
+        <w:rPr>
+          <w:rFonts w:ascii="Yu Gothic" w:cs="Yu Gothic" w:eastAsia="Yu Gothic" w:hAnsi="Yu Gothic"/>
+          <w:b/>
+          <w:bCs/>
+        </w:rPr>
+        <w:t xml:space="preserve">事業定義の変更を要求している</w:t>
+      </w:r>
+      <w:r>
+        <w:rPr>
+          <w:rFonts w:ascii="Yu Gothic" w:cs="Yu Gothic" w:eastAsia="Yu Gothic" w:hAnsi="Yu Gothic"/>
+        </w:rPr>
+        <w:t xml:space="preserve">という本報告書の趣旨を正確に伝えないため。判定の内容自体は変わらない。</w:t>
       </w:r>
     </w:p>
     <w:p>
@@ -14261,6 +14333,865 @@
           <w:rFonts w:ascii="Yu Gothic" w:cs="Yu Gothic" w:eastAsia="Yu Gothic" w:hAnsi="Yu Gothic"/>
         </w:rPr>
         <w:t xml:space="preserve">提案書の主張と実勢を照合する。</w:t>
+      </w:r>
+    </w:p>
+    <w:p>
+      <w:pPr>
+        <w:pBdr>
+          <w:left w:val="single" w:color="3F5E39" w:sz="12" w:space="8"/>
+        </w:pBdr>
+        <w:shd w:fill="F2F4EF" w:color="auto" w:val="clear"/>
+        <w:spacing w:after="60" w:before="60" w:line="300"/>
+        <w:ind w:left="280"/>
+      </w:pPr>
+      <w:r>
+        <w:rPr>
+          <w:rFonts w:ascii="Yu Gothic" w:cs="Yu Gothic" w:eastAsia="Yu Gothic" w:hAnsi="Yu Gothic"/>
+        </w:rPr>
+        <w:t xml:space="preserve">【v1.1 重要な訂正】最新値は令和7年（2025年）であり、市場は縮小している</w:t>
+      </w:r>
+    </w:p>
+    <w:p>
+      <w:pPr>
+        <w:spacing w:after="120" w:line="300"/>
+      </w:pPr>
+      <w:r>
+        <w:rPr>
+          <w:rFonts w:ascii="Yu Gothic" w:cs="Yu Gothic" w:eastAsia="Yu Gothic" w:hAnsi="Yu Gothic"/>
+        </w:rPr>
+        <w:t xml:space="preserve">&gt;</w:t>
+      </w:r>
+    </w:p>
+    <w:p>
+      <w:pPr>
+        <w:pBdr>
+          <w:left w:val="single" w:color="3F5E39" w:sz="12" w:space="8"/>
+        </w:pBdr>
+        <w:shd w:fill="F2F4EF" w:color="auto" w:val="clear"/>
+        <w:spacing w:after="60" w:before="60" w:line="300"/>
+        <w:ind w:left="280"/>
+      </w:pPr>
+      <w:r>
+        <w:rPr>
+          <w:rFonts w:ascii="Yu Gothic" w:cs="Yu Gothic" w:eastAsia="Yu Gothic" w:hAnsi="Yu Gothic"/>
+        </w:rPr>
+        <w:t xml:space="preserve">本報告書v1.0は令和6年（2024年）値を最新として使用していたが、</w:t>
+      </w:r>
+      <w:r>
+        <w:rPr>
+          <w:rFonts w:ascii="Yu Gothic" w:cs="Yu Gothic" w:eastAsia="Yu Gothic" w:hAnsi="Yu Gothic"/>
+          <w:b/>
+          <w:bCs/>
+        </w:rPr>
+        <w:t xml:space="preserve">令和7年（2025年）値が公表されている。</w:t>
+      </w:r>
+    </w:p>
+    <w:p>
+      <w:pPr>
+        <w:pBdr>
+          <w:left w:val="single" w:color="3F5E39" w:sz="12" w:space="8"/>
+        </w:pBdr>
+        <w:shd w:fill="F2F4EF" w:color="auto" w:val="clear"/>
+        <w:spacing w:after="60" w:before="60" w:line="300"/>
+        <w:ind w:left="280"/>
+      </w:pPr>
+      <w:r>
+        <w:rPr>
+          <w:rFonts w:ascii="Yu Gothic" w:cs="Yu Gothic" w:eastAsia="Yu Gothic" w:hAnsi="Yu Gothic"/>
+        </w:rPr>
+        <w:t xml:space="preserve">他チームの指摘を受けて一次ソースを直接確認し、以下を正とする。</w:t>
+      </w:r>
+    </w:p>
+    <w:p>
+      <w:pPr>
+        <w:spacing w:after="120" w:line="300"/>
+      </w:pPr>
+      <w:r>
+        <w:rPr>
+          <w:rFonts w:ascii="Yu Gothic" w:cs="Yu Gothic" w:eastAsia="Yu Gothic" w:hAnsi="Yu Gothic"/>
+        </w:rPr>
+        <w:t xml:space="preserve">&gt;</w:t>
+      </w:r>
+    </w:p>
+    <w:tbl>
+      <w:tblPr>
+        <w:tblW w:type="dxa" w:w="9638"/>
+        <w:tblBorders>
+          <w:top w:val="single" w:color="C8C8C8" w:sz="4"/>
+          <w:left w:val="single" w:color="C8C8C8" w:sz="4"/>
+          <w:bottom w:val="single" w:color="C8C8C8" w:sz="4"/>
+          <w:right w:val="single" w:color="C8C8C8" w:sz="4"/>
+          <w:insideH w:val="single" w:color="C8C8C8" w:sz="4"/>
+          <w:insideV w:val="single" w:color="C8C8C8" w:sz="4"/>
+        </w:tblBorders>
+      </w:tblPr>
+      <w:tblGrid>
+        <w:gridCol w:w="2409"/>
+        <w:gridCol w:w="2409"/>
+        <w:gridCol w:w="2409"/>
+        <w:gridCol w:w="2411"/>
+      </w:tblGrid>
+      <w:tr>
+        <w:trPr>
+          <w:tblHeader/>
+        </w:trPr>
+        <w:tc>
+          <w:tcPr>
+            <w:tcW w:type="dxa" w:w="2409"/>
+            <w:shd w:fill="EDEFE9" w:color="auto" w:val="clear"/>
+            <w:tcMar>
+              <w:top w:type="dxa" w:w="60"/>
+              <w:left w:type="dxa" w:w="100"/>
+              <w:bottom w:type="dxa" w:w="60"/>
+              <w:right w:type="dxa" w:w="100"/>
+            </w:tcMar>
+          </w:tcPr>
+          <w:p>
+            <w:pPr>
+              <w:spacing w:after="0" w:line="260"/>
+            </w:pPr>
+            <w:r>
+              <w:rPr>
+                <w:rFonts w:ascii="Yu Gothic" w:cs="Yu Gothic" w:eastAsia="Yu Gothic" w:hAnsi="Yu Gothic"/>
+                <w:b/>
+                <w:bCs/>
+              </w:rPr>
+              <w:t xml:space="preserve">指標</w:t>
+            </w:r>
+          </w:p>
+        </w:tc>
+        <w:tc>
+          <w:tcPr>
+            <w:tcW w:type="dxa" w:w="2409"/>
+            <w:shd w:fill="EDEFE9" w:color="auto" w:val="clear"/>
+            <w:tcMar>
+              <w:top w:type="dxa" w:w="60"/>
+              <w:left w:type="dxa" w:w="100"/>
+              <w:bottom w:type="dxa" w:w="60"/>
+              <w:right w:type="dxa" w:w="100"/>
+            </w:tcMar>
+          </w:tcPr>
+          <w:p>
+            <w:pPr>
+              <w:spacing w:after="0" w:line="260"/>
+            </w:pPr>
+            <w:r>
+              <w:rPr>
+                <w:rFonts w:ascii="Yu Gothic" w:cs="Yu Gothic" w:eastAsia="Yu Gothic" w:hAnsi="Yu Gothic"/>
+                <w:b/>
+                <w:bCs/>
+              </w:rPr>
+              <w:t xml:space="preserve">v1.0で使用（R6/2024）</w:t>
+            </w:r>
+          </w:p>
+        </w:tc>
+        <w:tc>
+          <w:tcPr>
+            <w:tcW w:type="dxa" w:w="2409"/>
+            <w:shd w:fill="EDEFE9" w:color="auto" w:val="clear"/>
+            <w:tcMar>
+              <w:top w:type="dxa" w:w="60"/>
+              <w:left w:type="dxa" w:w="100"/>
+              <w:bottom w:type="dxa" w:w="60"/>
+              <w:right w:type="dxa" w:w="100"/>
+            </w:tcMar>
+          </w:tcPr>
+          <w:p>
+            <w:pPr>
+              <w:spacing w:after="0" w:line="260"/>
+            </w:pPr>
+            <w:r>
+              <w:rPr>
+                <w:rFonts w:ascii="Yu Gothic" w:cs="Yu Gothic" w:eastAsia="Yu Gothic" w:hAnsi="Yu Gothic"/>
+                <w:b/>
+                <w:bCs/>
+              </w:rPr>
+              <w:t xml:space="preserve">正（R7/2025）</w:t>
+            </w:r>
+          </w:p>
+        </w:tc>
+        <w:tc>
+          <w:tcPr>
+            <w:tcW w:type="dxa" w:w="2411"/>
+            <w:shd w:fill="EDEFE9" w:color="auto" w:val="clear"/>
+            <w:tcMar>
+              <w:top w:type="dxa" w:w="60"/>
+              <w:left w:type="dxa" w:w="100"/>
+              <w:bottom w:type="dxa" w:w="60"/>
+              <w:right w:type="dxa" w:w="100"/>
+            </w:tcMar>
+          </w:tcPr>
+          <w:p>
+            <w:pPr>
+              <w:spacing w:after="0" w:line="260"/>
+            </w:pPr>
+            <w:r>
+              <w:rPr>
+                <w:rFonts w:ascii="Yu Gothic" w:cs="Yu Gothic" w:eastAsia="Yu Gothic" w:hAnsi="Yu Gothic"/>
+                <w:b/>
+                <w:bCs/>
+              </w:rPr>
+              <w:t xml:space="preserve">前年比</w:t>
+            </w:r>
+          </w:p>
+        </w:tc>
+      </w:tr>
+      <w:tr>
+        <w:trPr>
+          <w:tblHeader w:val="false"/>
+        </w:trPr>
+        <w:tc>
+          <w:tcPr>
+            <w:tcW w:type="dxa" w:w="2409"/>
+            <w:tcMar>
+              <w:top w:type="dxa" w:w="60"/>
+              <w:left w:type="dxa" w:w="100"/>
+              <w:bottom w:type="dxa" w:w="60"/>
+              <w:right w:type="dxa" w:w="100"/>
+            </w:tcMar>
+          </w:tcPr>
+          <w:p>
+            <w:pPr>
+              <w:spacing w:after="0" w:line="260"/>
+            </w:pPr>
+            <w:r>
+              <w:rPr>
+                <w:rFonts w:ascii="Yu Gothic" w:cs="Yu Gothic" w:eastAsia="Yu Gothic" w:hAnsi="Yu Gothic"/>
+              </w:rPr>
+              <w:t xml:space="preserve">年間観光入込客数</w:t>
+            </w:r>
+          </w:p>
+        </w:tc>
+        <w:tc>
+          <w:tcPr>
+            <w:tcW w:type="dxa" w:w="2409"/>
+            <w:tcMar>
+              <w:top w:type="dxa" w:w="60"/>
+              <w:left w:type="dxa" w:w="100"/>
+              <w:bottom w:type="dxa" w:w="60"/>
+              <w:right w:type="dxa" w:w="100"/>
+            </w:tcMar>
+          </w:tcPr>
+          <w:p>
+            <w:pPr>
+              <w:spacing w:after="0" w:line="260"/>
+            </w:pPr>
+            <w:r>
+              <w:rPr>
+                <w:rFonts w:ascii="Yu Gothic" w:cs="Yu Gothic" w:eastAsia="Yu Gothic" w:hAnsi="Yu Gothic"/>
+              </w:rPr>
+              <w:t xml:space="preserve">2,143,900人</w:t>
+            </w:r>
+          </w:p>
+        </w:tc>
+        <w:tc>
+          <w:tcPr>
+            <w:tcW w:type="dxa" w:w="2409"/>
+            <w:tcMar>
+              <w:top w:type="dxa" w:w="60"/>
+              <w:left w:type="dxa" w:w="100"/>
+              <w:bottom w:type="dxa" w:w="60"/>
+              <w:right w:type="dxa" w:w="100"/>
+            </w:tcMar>
+          </w:tcPr>
+          <w:p>
+            <w:pPr>
+              <w:spacing w:after="0" w:line="260"/>
+            </w:pPr>
+            <w:r>
+              <w:rPr>
+                <w:rFonts w:ascii="Yu Gothic" w:cs="Yu Gothic" w:eastAsia="Yu Gothic" w:hAnsi="Yu Gothic"/>
+                <w:b/>
+                <w:bCs/>
+              </w:rPr>
+              <w:t xml:space="preserve">1,947,000人</w:t>
+            </w:r>
+          </w:p>
+        </w:tc>
+        <w:tc>
+          <w:tcPr>
+            <w:tcW w:type="dxa" w:w="2411"/>
+            <w:tcMar>
+              <w:top w:type="dxa" w:w="60"/>
+              <w:left w:type="dxa" w:w="100"/>
+              <w:bottom w:type="dxa" w:w="60"/>
+              <w:right w:type="dxa" w:w="100"/>
+            </w:tcMar>
+          </w:tcPr>
+          <w:p>
+            <w:pPr>
+              <w:spacing w:after="0" w:line="260"/>
+            </w:pPr>
+            <w:r>
+              <w:rPr>
+                <w:rFonts w:ascii="Yu Gothic" w:cs="Yu Gothic" w:eastAsia="Yu Gothic" w:hAnsi="Yu Gothic"/>
+                <w:b/>
+                <w:bCs/>
+              </w:rPr>
+              <w:t xml:space="preserve">90.0%</w:t>
+            </w:r>
+          </w:p>
+        </w:tc>
+      </w:tr>
+      <w:tr>
+        <w:trPr>
+          <w:tblHeader w:val="false"/>
+        </w:trPr>
+        <w:tc>
+          <w:tcPr>
+            <w:tcW w:type="dxa" w:w="2409"/>
+            <w:tcMar>
+              <w:top w:type="dxa" w:w="60"/>
+              <w:left w:type="dxa" w:w="100"/>
+              <w:bottom w:type="dxa" w:w="60"/>
+              <w:right w:type="dxa" w:w="100"/>
+            </w:tcMar>
+          </w:tcPr>
+          <w:p>
+            <w:pPr>
+              <w:spacing w:after="0" w:line="260"/>
+            </w:pPr>
+            <w:r>
+              <w:rPr>
+                <w:rFonts w:ascii="Yu Gothic" w:cs="Yu Gothic" w:eastAsia="Yu Gothic" w:hAnsi="Yu Gothic"/>
+              </w:rPr>
+              <w:t xml:space="preserve">宿泊客数</w:t>
+            </w:r>
+          </w:p>
+        </w:tc>
+        <w:tc>
+          <w:tcPr>
+            <w:tcW w:type="dxa" w:w="2409"/>
+            <w:tcMar>
+              <w:top w:type="dxa" w:w="60"/>
+              <w:left w:type="dxa" w:w="100"/>
+              <w:bottom w:type="dxa" w:w="60"/>
+              <w:right w:type="dxa" w:w="100"/>
+            </w:tcMar>
+          </w:tcPr>
+          <w:p>
+            <w:pPr>
+              <w:spacing w:after="0" w:line="260"/>
+            </w:pPr>
+            <w:r>
+              <w:rPr>
+                <w:rFonts w:ascii="Yu Gothic" w:cs="Yu Gothic" w:eastAsia="Yu Gothic" w:hAnsi="Yu Gothic"/>
+              </w:rPr>
+              <w:t xml:space="preserve">84,970人</w:t>
+            </w:r>
+          </w:p>
+        </w:tc>
+        <w:tc>
+          <w:tcPr>
+            <w:tcW w:type="dxa" w:w="2409"/>
+            <w:tcMar>
+              <w:top w:type="dxa" w:w="60"/>
+              <w:left w:type="dxa" w:w="100"/>
+              <w:bottom w:type="dxa" w:w="60"/>
+              <w:right w:type="dxa" w:w="100"/>
+            </w:tcMar>
+          </w:tcPr>
+          <w:p>
+            <w:pPr>
+              <w:spacing w:after="0" w:line="260"/>
+            </w:pPr>
+            <w:r>
+              <w:rPr>
+                <w:rFonts w:ascii="Yu Gothic" w:cs="Yu Gothic" w:eastAsia="Yu Gothic" w:hAnsi="Yu Gothic"/>
+                <w:b/>
+                <w:bCs/>
+              </w:rPr>
+              <w:t xml:space="preserve">82,000人</w:t>
+            </w:r>
+          </w:p>
+        </w:tc>
+        <w:tc>
+          <w:tcPr>
+            <w:tcW w:type="dxa" w:w="2411"/>
+            <w:tcMar>
+              <w:top w:type="dxa" w:w="60"/>
+              <w:left w:type="dxa" w:w="100"/>
+              <w:bottom w:type="dxa" w:w="60"/>
+              <w:right w:type="dxa" w:w="100"/>
+            </w:tcMar>
+          </w:tcPr>
+          <w:p>
+            <w:pPr>
+              <w:spacing w:after="0" w:line="260"/>
+            </w:pPr>
+            <w:r>
+              <w:rPr>
+                <w:rFonts w:ascii="Yu Gothic" w:cs="Yu Gothic" w:eastAsia="Yu Gothic" w:hAnsi="Yu Gothic"/>
+                <w:b/>
+                <w:bCs/>
+              </w:rPr>
+              <w:t xml:space="preserve">96.0%</w:t>
+            </w:r>
+          </w:p>
+        </w:tc>
+      </w:tr>
+      <w:tr>
+        <w:trPr>
+          <w:tblHeader w:val="false"/>
+        </w:trPr>
+        <w:tc>
+          <w:tcPr>
+            <w:tcW w:type="dxa" w:w="2409"/>
+            <w:tcMar>
+              <w:top w:type="dxa" w:w="60"/>
+              <w:left w:type="dxa" w:w="100"/>
+              <w:bottom w:type="dxa" w:w="60"/>
+              <w:right w:type="dxa" w:w="100"/>
+            </w:tcMar>
+          </w:tcPr>
+          <w:p>
+            <w:pPr>
+              <w:spacing w:after="0" w:line="260"/>
+            </w:pPr>
+            <w:r>
+              <w:rPr>
+                <w:rFonts w:ascii="Yu Gothic" w:cs="Yu Gothic" w:eastAsia="Yu Gothic" w:hAnsi="Yu Gothic"/>
+              </w:rPr>
+              <w:t xml:space="preserve">日帰り客数</w:t>
+            </w:r>
+          </w:p>
+        </w:tc>
+        <w:tc>
+          <w:tcPr>
+            <w:tcW w:type="dxa" w:w="2409"/>
+            <w:tcMar>
+              <w:top w:type="dxa" w:w="60"/>
+              <w:left w:type="dxa" w:w="100"/>
+              <w:bottom w:type="dxa" w:w="60"/>
+              <w:right w:type="dxa" w:w="100"/>
+            </w:tcMar>
+          </w:tcPr>
+          <w:p>
+            <w:pPr>
+              <w:spacing w:after="0" w:line="260"/>
+            </w:pPr>
+            <w:r>
+              <w:rPr>
+                <w:rFonts w:ascii="Yu Gothic" w:cs="Yu Gothic" w:eastAsia="Yu Gothic" w:hAnsi="Yu Gothic"/>
+              </w:rPr>
+              <w:t xml:space="preserve">—</w:t>
+            </w:r>
+          </w:p>
+        </w:tc>
+        <w:tc>
+          <w:tcPr>
+            <w:tcW w:type="dxa" w:w="2409"/>
+            <w:tcMar>
+              <w:top w:type="dxa" w:w="60"/>
+              <w:left w:type="dxa" w:w="100"/>
+              <w:bottom w:type="dxa" w:w="60"/>
+              <w:right w:type="dxa" w:w="100"/>
+            </w:tcMar>
+          </w:tcPr>
+          <w:p>
+            <w:pPr>
+              <w:spacing w:after="0" w:line="260"/>
+            </w:pPr>
+            <w:r>
+              <w:rPr>
+                <w:rFonts w:ascii="Yu Gothic" w:cs="Yu Gothic" w:eastAsia="Yu Gothic" w:hAnsi="Yu Gothic"/>
+                <w:b/>
+                <w:bCs/>
+              </w:rPr>
+              <w:t xml:space="preserve">1,865,000人（95.8%）</w:t>
+            </w:r>
+          </w:p>
+        </w:tc>
+        <w:tc>
+          <w:tcPr>
+            <w:tcW w:type="dxa" w:w="2411"/>
+            <w:tcMar>
+              <w:top w:type="dxa" w:w="60"/>
+              <w:left w:type="dxa" w:w="100"/>
+              <w:bottom w:type="dxa" w:w="60"/>
+              <w:right w:type="dxa" w:w="100"/>
+            </w:tcMar>
+          </w:tcPr>
+          <w:p>
+            <w:pPr>
+              <w:spacing w:after="0" w:line="260"/>
+            </w:pPr>
+            <w:r>
+              <w:rPr>
+                <w:rFonts w:ascii="Yu Gothic" w:cs="Yu Gothic" w:eastAsia="Yu Gothic" w:hAnsi="Yu Gothic"/>
+              </w:rPr>
+              <w:t xml:space="preserve">90.0%</w:t>
+            </w:r>
+          </w:p>
+        </w:tc>
+      </w:tr>
+      <w:tr>
+        <w:trPr>
+          <w:tblHeader w:val="false"/>
+        </w:trPr>
+        <w:tc>
+          <w:tcPr>
+            <w:tcW w:type="dxa" w:w="2409"/>
+            <w:tcMar>
+              <w:top w:type="dxa" w:w="60"/>
+              <w:left w:type="dxa" w:w="100"/>
+              <w:bottom w:type="dxa" w:w="60"/>
+              <w:right w:type="dxa" w:w="100"/>
+            </w:tcMar>
+          </w:tcPr>
+          <w:p>
+            <w:pPr>
+              <w:spacing w:after="0" w:line="260"/>
+            </w:pPr>
+            <w:r>
+              <w:rPr>
+                <w:rFonts w:ascii="Yu Gothic" w:cs="Yu Gothic" w:eastAsia="Yu Gothic" w:hAnsi="Yu Gothic"/>
+              </w:rPr>
+              <w:t xml:space="preserve">まちなか観光＋文化施設</w:t>
+            </w:r>
+          </w:p>
+        </w:tc>
+        <w:tc>
+          <w:tcPr>
+            <w:tcW w:type="dxa" w:w="2409"/>
+            <w:tcMar>
+              <w:top w:type="dxa" w:w="60"/>
+              <w:left w:type="dxa" w:w="100"/>
+              <w:bottom w:type="dxa" w:w="60"/>
+              <w:right w:type="dxa" w:w="100"/>
+            </w:tcMar>
+          </w:tcPr>
+          <w:p>
+            <w:pPr>
+              <w:spacing w:after="0" w:line="260"/>
+            </w:pPr>
+            <w:r>
+              <w:rPr>
+                <w:rFonts w:ascii="Yu Gothic" w:cs="Yu Gothic" w:eastAsia="Yu Gothic" w:hAnsi="Yu Gothic"/>
+              </w:rPr>
+              <w:t xml:space="preserve">—</w:t>
+            </w:r>
+          </w:p>
+        </w:tc>
+        <w:tc>
+          <w:tcPr>
+            <w:tcW w:type="dxa" w:w="2409"/>
+            <w:tcMar>
+              <w:top w:type="dxa" w:w="60"/>
+              <w:left w:type="dxa" w:w="100"/>
+              <w:bottom w:type="dxa" w:w="60"/>
+              <w:right w:type="dxa" w:w="100"/>
+            </w:tcMar>
+          </w:tcPr>
+          <w:p>
+            <w:pPr>
+              <w:spacing w:after="0" w:line="260"/>
+            </w:pPr>
+            <w:r>
+              <w:rPr>
+                <w:rFonts w:ascii="Yu Gothic" w:cs="Yu Gothic" w:eastAsia="Yu Gothic" w:hAnsi="Yu Gothic"/>
+              </w:rPr>
+              <w:t xml:space="preserve">670,300人</w:t>
+            </w:r>
+          </w:p>
+        </w:tc>
+        <w:tc>
+          <w:tcPr>
+            <w:tcW w:type="dxa" w:w="2411"/>
+            <w:tcMar>
+              <w:top w:type="dxa" w:w="60"/>
+              <w:left w:type="dxa" w:w="100"/>
+              <w:bottom w:type="dxa" w:w="60"/>
+              <w:right w:type="dxa" w:w="100"/>
+            </w:tcMar>
+          </w:tcPr>
+          <w:p>
+            <w:pPr>
+              <w:spacing w:after="0" w:line="260"/>
+            </w:pPr>
+            <w:r>
+              <w:rPr>
+                <w:rFonts w:ascii="Yu Gothic" w:cs="Yu Gothic" w:eastAsia="Yu Gothic" w:hAnsi="Yu Gothic"/>
+              </w:rPr>
+              <w:t xml:space="preserve">95.0%</w:t>
+            </w:r>
+          </w:p>
+        </w:tc>
+      </w:tr>
+      <w:tr>
+        <w:trPr>
+          <w:tblHeader w:val="false"/>
+        </w:trPr>
+        <w:tc>
+          <w:tcPr>
+            <w:tcW w:type="dxa" w:w="2409"/>
+            <w:tcMar>
+              <w:top w:type="dxa" w:w="60"/>
+              <w:left w:type="dxa" w:w="100"/>
+              <w:bottom w:type="dxa" w:w="60"/>
+              <w:right w:type="dxa" w:w="100"/>
+            </w:tcMar>
+          </w:tcPr>
+          <w:p>
+            <w:pPr>
+              <w:spacing w:after="0" w:line="260"/>
+            </w:pPr>
+            <w:r>
+              <w:rPr>
+                <w:rFonts w:ascii="Yu Gothic" w:cs="Yu Gothic" w:eastAsia="Yu Gothic" w:hAnsi="Yu Gothic"/>
+              </w:rPr>
+              <w:t xml:space="preserve">郊外観光地</w:t>
+            </w:r>
+          </w:p>
+        </w:tc>
+        <w:tc>
+          <w:tcPr>
+            <w:tcW w:type="dxa" w:w="2409"/>
+            <w:tcMar>
+              <w:top w:type="dxa" w:w="60"/>
+              <w:left w:type="dxa" w:w="100"/>
+              <w:bottom w:type="dxa" w:w="60"/>
+              <w:right w:type="dxa" w:w="100"/>
+            </w:tcMar>
+          </w:tcPr>
+          <w:p>
+            <w:pPr>
+              <w:spacing w:after="0" w:line="260"/>
+            </w:pPr>
+            <w:r>
+              <w:rPr>
+                <w:rFonts w:ascii="Yu Gothic" w:cs="Yu Gothic" w:eastAsia="Yu Gothic" w:hAnsi="Yu Gothic"/>
+              </w:rPr>
+              <w:t xml:space="preserve">—</w:t>
+            </w:r>
+          </w:p>
+        </w:tc>
+        <w:tc>
+          <w:tcPr>
+            <w:tcW w:type="dxa" w:w="2409"/>
+            <w:tcMar>
+              <w:top w:type="dxa" w:w="60"/>
+              <w:left w:type="dxa" w:w="100"/>
+              <w:bottom w:type="dxa" w:w="60"/>
+              <w:right w:type="dxa" w:w="100"/>
+            </w:tcMar>
+          </w:tcPr>
+          <w:p>
+            <w:pPr>
+              <w:spacing w:after="0" w:line="260"/>
+            </w:pPr>
+            <w:r>
+              <w:rPr>
+                <w:rFonts w:ascii="Yu Gothic" w:cs="Yu Gothic" w:eastAsia="Yu Gothic" w:hAnsi="Yu Gothic"/>
+              </w:rPr>
+              <w:t xml:space="preserve">1,276,700人</w:t>
+            </w:r>
+          </w:p>
+        </w:tc>
+        <w:tc>
+          <w:tcPr>
+            <w:tcW w:type="dxa" w:w="2411"/>
+            <w:tcMar>
+              <w:top w:type="dxa" w:w="60"/>
+              <w:left w:type="dxa" w:w="100"/>
+              <w:bottom w:type="dxa" w:w="60"/>
+              <w:right w:type="dxa" w:w="100"/>
+            </w:tcMar>
+          </w:tcPr>
+          <w:p>
+            <w:pPr>
+              <w:spacing w:after="0" w:line="260"/>
+            </w:pPr>
+            <w:r>
+              <w:rPr>
+                <w:rFonts w:ascii="Yu Gothic" w:cs="Yu Gothic" w:eastAsia="Yu Gothic" w:hAnsi="Yu Gothic"/>
+                <w:b/>
+                <w:bCs/>
+              </w:rPr>
+              <w:t xml:space="preserve">88.0%</w:t>
+            </w:r>
+          </w:p>
+        </w:tc>
+      </w:tr>
+    </w:tbl>
+    <w:p>
+      <w:pPr>
+        <w:spacing w:after="200"/>
+      </w:pPr>
+    </w:p>
+    <w:p>
+      <w:pPr>
+        <w:spacing w:after="120" w:line="300"/>
+      </w:pPr>
+      <w:r>
+        <w:rPr>
+          <w:rFonts w:ascii="Yu Gothic" w:cs="Yu Gothic" w:eastAsia="Yu Gothic" w:hAnsi="Yu Gothic"/>
+        </w:rPr>
+        <w:t xml:space="preserve">&gt;</w:t>
+      </w:r>
+    </w:p>
+    <w:p>
+      <w:pPr>
+        <w:pBdr>
+          <w:left w:val="single" w:color="3F5E39" w:sz="12" w:space="8"/>
+        </w:pBdr>
+        <w:shd w:fill="F2F4EF" w:color="auto" w:val="clear"/>
+        <w:spacing w:after="60" w:before="60" w:line="300"/>
+        <w:ind w:left="280"/>
+      </w:pPr>
+      <w:r>
+        <w:rPr>
+          <w:rFonts w:ascii="Yu Gothic" w:cs="Yu Gothic" w:eastAsia="Yu Gothic" w:hAnsi="Yu Gothic"/>
+        </w:rPr>
+        <w:t xml:space="preserve">〔出典：大野市「令和7年観光入込客数」〕</w:t>
+      </w:r>
+    </w:p>
+    <w:p>
+      <w:pPr>
+        <w:spacing w:after="120" w:line="300"/>
+      </w:pPr>
+      <w:r>
+        <w:rPr>
+          <w:rFonts w:ascii="Yu Gothic" w:cs="Yu Gothic" w:eastAsia="Yu Gothic" w:hAnsi="Yu Gothic"/>
+        </w:rPr>
+        <w:t xml:space="preserve">&gt;</w:t>
+      </w:r>
+    </w:p>
+    <w:p>
+      <w:pPr>
+        <w:pBdr>
+          <w:left w:val="single" w:color="3F5E39" w:sz="12" w:space="8"/>
+        </w:pBdr>
+        <w:shd w:fill="F2F4EF" w:color="auto" w:val="clear"/>
+        <w:spacing w:after="60" w:before="60" w:line="300"/>
+        <w:ind w:left="280"/>
+      </w:pPr>
+      <w:r>
+        <w:rPr>
+          <w:rFonts w:ascii="Yu Gothic" w:cs="Yu Gothic" w:eastAsia="Yu Gothic" w:hAnsi="Yu Gothic"/>
+          <w:b/>
+          <w:bCs/>
+        </w:rPr>
+        <w:t xml:space="preserve">含意は重い。</w:t>
+      </w:r>
+      <w:r>
+        <w:rPr>
+          <w:rFonts w:ascii="Yu Gothic" w:cs="Yu Gothic" w:eastAsia="Yu Gothic" w:hAnsi="Yu Gothic"/>
+        </w:rPr>
+        <w:t xml:space="preserve">初期提案の「214万人の巨大なトップファネル」は、</w:t>
+      </w:r>
+    </w:p>
+    <w:p>
+      <w:pPr>
+        <w:pBdr>
+          <w:left w:val="single" w:color="3F5E39" w:sz="12" w:space="8"/>
+        </w:pBdr>
+        <w:shd w:fill="F2F4EF" w:color="auto" w:val="clear"/>
+        <w:spacing w:after="60" w:before="60" w:line="300"/>
+        <w:ind w:left="280"/>
+      </w:pPr>
+      <w:r>
+        <w:rPr>
+          <w:rFonts w:ascii="Yu Gothic" w:cs="Yu Gothic" w:eastAsia="Yu Gothic" w:hAnsi="Yu Gothic"/>
+        </w:rPr>
+        <w:t xml:space="preserve">本報告書が指摘した</w:t>
+      </w:r>
+      <w:r>
+        <w:rPr>
+          <w:rFonts w:ascii="Yu Gothic" w:cs="Yu Gothic" w:eastAsia="Yu Gothic" w:hAnsi="Yu Gothic"/>
+          <w:b/>
+          <w:bCs/>
+        </w:rPr>
+        <w:t xml:space="preserve">単位の問題</w:t>
+      </w:r>
+      <w:r>
+        <w:rPr>
+          <w:rFonts w:ascii="Yu Gothic" w:cs="Yu Gothic" w:eastAsia="Yu Gothic" w:hAnsi="Yu Gothic"/>
+        </w:rPr>
+        <w:t xml:space="preserve">（延べ人回 vs 宿泊者数）に加えて、</w:t>
+      </w:r>
+    </w:p>
+    <w:p>
+      <w:pPr>
+        <w:pBdr>
+          <w:left w:val="single" w:color="3F5E39" w:sz="12" w:space="8"/>
+        </w:pBdr>
+        <w:shd w:fill="F2F4EF" w:color="auto" w:val="clear"/>
+        <w:spacing w:after="60" w:before="60" w:line="300"/>
+        <w:ind w:left="280"/>
+      </w:pPr>
+      <w:r>
+        <w:rPr>
+          <w:rFonts w:ascii="Yu Gothic" w:cs="Yu Gothic" w:eastAsia="Yu Gothic" w:hAnsi="Yu Gothic"/>
+          <w:b/>
+          <w:bCs/>
+        </w:rPr>
+        <w:t xml:space="preserve">直近年に10.0%縮小しているという時系列の問題</w:t>
+      </w:r>
+      <w:r>
+        <w:rPr>
+          <w:rFonts w:ascii="Yu Gothic" w:cs="Yu Gothic" w:eastAsia="Yu Gothic" w:hAnsi="Yu Gothic"/>
+        </w:rPr>
+        <w:t xml:space="preserve">も抱えている。</w:t>
+      </w:r>
+    </w:p>
+    <w:p>
+      <w:pPr>
+        <w:pBdr>
+          <w:left w:val="single" w:color="3F5E39" w:sz="12" w:space="8"/>
+        </w:pBdr>
+        <w:shd w:fill="F2F4EF" w:color="auto" w:val="clear"/>
+        <w:spacing w:after="60" w:before="60" w:line="300"/>
+        <w:ind w:left="280"/>
+      </w:pPr>
+      <w:r>
+        <w:rPr>
+          <w:rFonts w:ascii="Yu Gothic" w:cs="Yu Gothic" w:eastAsia="Yu Gothic" w:hAnsi="Yu Gothic"/>
+        </w:rPr>
+        <w:t xml:space="preserve">とりわけ</w:t>
+      </w:r>
+      <w:r>
+        <w:rPr>
+          <w:rFonts w:ascii="Yu Gothic" w:cs="Yu Gothic" w:eastAsia="Yu Gothic" w:hAnsi="Yu Gothic"/>
+          <w:b/>
+          <w:bCs/>
+        </w:rPr>
+        <w:t xml:space="preserve">郊外観光地が▲12.0%</w:t>
+      </w:r>
+      <w:r>
+        <w:rPr>
+          <w:rFonts w:ascii="Yu Gothic" w:cs="Yu Gothic" w:eastAsia="Yu Gothic" w:hAnsi="Yu Gothic"/>
+        </w:rPr>
+        <w:t xml:space="preserve">と大きい。</w:t>
+      </w:r>
+    </w:p>
+    <w:p>
+      <w:pPr>
+        <w:spacing w:after="120" w:line="300"/>
+      </w:pPr>
+      <w:r>
+        <w:rPr>
+          <w:rFonts w:ascii="Yu Gothic" w:cs="Yu Gothic" w:eastAsia="Yu Gothic" w:hAnsi="Yu Gothic"/>
+        </w:rPr>
+        <w:t xml:space="preserve">&gt;</w:t>
+      </w:r>
+    </w:p>
+    <w:p>
+      <w:pPr>
+        <w:pBdr>
+          <w:left w:val="single" w:color="3F5E39" w:sz="12" w:space="8"/>
+        </w:pBdr>
+        <w:shd w:fill="F2F4EF" w:color="auto" w:val="clear"/>
+        <w:spacing w:after="60" w:before="60" w:line="300"/>
+        <w:ind w:left="280"/>
+      </w:pPr>
+      <w:r>
+        <w:rPr>
+          <w:rFonts w:ascii="Yu Gothic" w:cs="Yu Gothic" w:eastAsia="Yu Gothic" w:hAnsi="Yu Gothic"/>
+          <w:b/>
+          <w:bCs/>
+        </w:rPr>
+        <w:t xml:space="preserve">なお、この減少の要因は未検証であり、需要トレンドの解釈に直結するため最優先の追加調査項目とする。</w:t>
       </w:r>
     </w:p>
     <w:p>
@@ -46226,7 +47157,13 @@
                 <w:b/>
                 <w:bCs/>
               </w:rPr>
-              <w:t xml:space="preserve">DROP</w:t>
+              <w:t xml:space="preserve">HOLD</w:t>
+            </w:r>
+            <w:r>
+              <w:rPr>
+                <w:rFonts w:ascii="Yu Gothic" w:cs="Yu Gothic" w:eastAsia="Yu Gothic" w:hAnsi="Yu Gothic"/>
+              </w:rPr>
+              <w:t xml:space="preserve">（v1.1で修正）</w:t>
             </w:r>
           </w:p>
         </w:tc>
@@ -46377,13 +47314,99 @@
           <w:b/>
           <w:bCs/>
         </w:rPr>
-        <w:t xml:space="preserve">K・L がDROP</w:t>
-      </w:r>
-      <w:r>
-        <w:rPr>
-          <w:rFonts w:ascii="Yu Gothic" w:cs="Yu Gothic" w:eastAsia="Yu Gothic" w:hAnsi="Yu Gothic"/>
-        </w:rPr>
-        <w:t xml:space="preserve">：Water Summitは前市長構想が継続しなかった事実〔E〕、海外連携は大野市に姉妹都市がなく〔E〕関係構築に年単位を要する。</w:t>
+        <w:t xml:space="preserve">K がDROP</w:t>
+      </w:r>
+      <w:r>
+        <w:rPr>
+          <w:rFonts w:ascii="Yu Gothic" w:cs="Yu Gothic" w:eastAsia="Yu Gothic" w:hAnsi="Yu Gothic"/>
+        </w:rPr>
+        <w:t xml:space="preserve">：Water Summitは前市長構想が継続しなかった事実〔E〕。</w:t>
+      </w:r>
+    </w:p>
+    <w:p>
+      <w:pPr>
+        <w:pStyle w:val="ListParagraph"/>
+        <w:numPr>
+          <w:ilvl w:val="0"/>
+          <w:numId w:val="3"/>
+        </w:numPr>
+        <w:spacing w:after="60" w:line="300"/>
+      </w:pPr>
+      <w:r>
+        <w:rPr>
+          <w:rFonts w:ascii="Yu Gothic" w:cs="Yu Gothic" w:eastAsia="Yu Gothic" w:hAnsi="Yu Gothic"/>
+          <w:b/>
+          <w:bCs/>
+        </w:rPr>
+        <w:t xml:space="preserve">L は v1.1 で DROP → HOLD に修正</w:t>
+      </w:r>
+      <w:r>
+        <w:rPr>
+          <w:rFonts w:ascii="Yu Gothic" w:cs="Yu Gothic" w:eastAsia="Yu Gothic" w:hAnsi="Yu Gothic"/>
+        </w:rPr>
+        <w:t xml:space="preserve">：当初「大野市に海外の姉妹都市がない」〔E：9/1の発言〕としたが、</w:t>
+      </w:r>
+    </w:p>
+    <w:p>
+      <w:pPr>
+        <w:spacing w:after="120" w:line="300"/>
+      </w:pPr>
+      <w:r>
+        <w:rPr>
+          <w:rFonts w:ascii="Yu Gothic" w:cs="Yu Gothic" w:eastAsia="Yu Gothic" w:hAnsi="Yu Gothic"/>
+          <w:b/>
+          <w:bCs/>
+        </w:rPr>
+        <w:t xml:space="preserve">2018年3月15日に大野市とフランス・エロー地中海広域連合との間で「水資源分野における協力覚書」が締結されている</w:t>
+      </w:r>
+    </w:p>
+    <w:p>
+      <w:pPr>
+        <w:spacing w:after="120" w:line="300"/>
+      </w:pPr>
+      <w:r>
+        <w:rPr>
+          <w:rFonts w:ascii="Yu Gothic" w:cs="Yu Gothic" w:eastAsia="Yu Gothic" w:hAnsi="Yu Gothic"/>
+        </w:rPr>
+        <w:t xml:space="preserve">（環境省記録／立会：渡嘉敷副大臣、駐日フランス大使）。</w:t>
+      </w:r>
+      <w:r>
+        <w:rPr>
+          <w:rFonts w:ascii="Yu Gothic" w:cs="Yu Gothic" w:eastAsia="Yu Gothic" w:hAnsi="Yu Gothic"/>
+          <w:b/>
+          <w:bCs/>
+        </w:rPr>
+        <w:t xml:space="preserve">姉妹都市ではないが、接点は実在する。</w:t>
+      </w:r>
+    </w:p>
+    <w:p>
+      <w:pPr>
+        <w:spacing w:after="120" w:line="300"/>
+      </w:pPr>
+      <w:r>
+        <w:rPr>
+          <w:rFonts w:ascii="Yu Gothic" w:cs="Yu Gothic" w:eastAsia="Yu Gothic" w:hAnsi="Yu Gothic"/>
+        </w:rPr>
+        <w:t xml:space="preserve">ただし</w:t>
+      </w:r>
+      <w:r>
+        <w:rPr>
+          <w:rFonts w:ascii="Yu Gothic" w:cs="Yu Gothic" w:eastAsia="Yu Gothic" w:hAnsi="Yu Gothic"/>
+          <w:b/>
+          <w:bCs/>
+        </w:rPr>
+        <w:t xml:space="preserve">その後の継続事業・担当者・予算・成果は確認できず、現時点では「休眠状態のオプション」である。</w:t>
+      </w:r>
+    </w:p>
+    <w:p>
+      <w:pPr>
+        <w:spacing w:after="120" w:line="300"/>
+      </w:pPr>
+      <w:r>
+        <w:rPr>
+          <w:rFonts w:ascii="Yu Gothic" w:cs="Yu Gothic" w:eastAsia="Yu Gothic" w:hAnsi="Yu Gothic"/>
+        </w:rPr>
+        <w:t xml:space="preserve">90日以内に双方の書面確認が取れなければ、投資資料・PRから削除すべきである。</w:t>
       </w:r>
     </w:p>
     <w:p>
@@ -54247,6 +55270,1392 @@
     </w:p>
     <w:p>
       <w:pPr>
+        <w:pStyle w:val="Heading1"/>
+        <w:pBdr>
+          <w:bottom w:val="single" w:color="3F5E39" w:sz="10" w:space="8"/>
+        </w:pBdr>
+        <w:spacing w:after="160" w:before="420"/>
+      </w:pPr>
+      <w:r>
+        <w:rPr>
+          <w:rFonts w:ascii="Yu Gothic" w:cs="Yu Gothic" w:eastAsia="Yu Gothic" w:hAnsi="Yu Gothic"/>
+          <w:b/>
+          <w:bCs/>
+          <w:color w:val="1E1E1E"/>
+          <w:sz w:val="32"/>
+          <w:szCs w:val="32"/>
+        </w:rPr>
+        <w:t xml:space="preserve">附録2：v1.1 改訂履歴（他チームFSとの相互検証を反映）</w:t>
+      </w:r>
+    </w:p>
+    <w:p>
+      <w:pPr>
+        <w:spacing w:after="120" w:line="300"/>
+      </w:pPr>
+      <w:r>
+        <w:rPr>
+          <w:rFonts w:ascii="Yu Gothic" w:cs="Yu Gothic" w:eastAsia="Yu Gothic" w:hAnsi="Yu Gothic"/>
+        </w:rPr>
+        <w:t xml:space="preserve">別チームによる独立FS（`Ono_ENOWA_RedTeam_Feasibility_Study.docx` / `Financial_Model.xlsx`）との突合を行った。</w:t>
+      </w:r>
+    </w:p>
+    <w:p>
+      <w:pPr>
+        <w:spacing w:after="120" w:line="300"/>
+      </w:pPr>
+      <w:r>
+        <w:rPr>
+          <w:rFonts w:ascii="Yu Gothic" w:cs="Yu Gothic" w:eastAsia="Yu Gothic" w:hAnsi="Yu Gothic"/>
+          <w:b/>
+          <w:bCs/>
+        </w:rPr>
+        <w:t xml:space="preserve">両チームの判定は実質的に一致している。</w:t>
+      </w:r>
+      <w:r>
+        <w:rPr>
+          <w:rFonts w:ascii="Yu Gothic" w:cs="Yu Gothic" w:eastAsia="Yu Gothic" w:hAnsi="Yu Gothic"/>
+        </w:rPr>
+        <w:t xml:space="preserve">以下は本報告書に取り込んだ修正である。</w:t>
+      </w:r>
+    </w:p>
+    <w:tbl>
+      <w:tblPr>
+        <w:tblW w:type="dxa" w:w="9638"/>
+        <w:tblBorders>
+          <w:top w:val="single" w:color="C8C8C8" w:sz="4"/>
+          <w:left w:val="single" w:color="C8C8C8" w:sz="4"/>
+          <w:bottom w:val="single" w:color="C8C8C8" w:sz="4"/>
+          <w:right w:val="single" w:color="C8C8C8" w:sz="4"/>
+          <w:insideH w:val="single" w:color="C8C8C8" w:sz="4"/>
+          <w:insideV w:val="single" w:color="C8C8C8" w:sz="4"/>
+        </w:tblBorders>
+      </w:tblPr>
+      <w:tblGrid>
+        <w:gridCol w:w="2120"/>
+        <w:gridCol w:w="3180"/>
+        <w:gridCol w:w="4338"/>
+      </w:tblGrid>
+      <w:tr>
+        <w:trPr>
+          <w:tblHeader/>
+        </w:trPr>
+        <w:tc>
+          <w:tcPr>
+            <w:tcW w:type="dxa" w:w="2120"/>
+            <w:shd w:fill="EDEFE9" w:color="auto" w:val="clear"/>
+            <w:tcMar>
+              <w:top w:type="dxa" w:w="60"/>
+              <w:left w:type="dxa" w:w="100"/>
+              <w:bottom w:type="dxa" w:w="60"/>
+              <w:right w:type="dxa" w:w="100"/>
+            </w:tcMar>
+          </w:tcPr>
+          <w:p>
+            <w:pPr>
+              <w:spacing w:after="0" w:line="260"/>
+            </w:pPr>
+            <w:r>
+              <w:rPr>
+                <w:rFonts w:ascii="Yu Gothic" w:cs="Yu Gothic" w:eastAsia="Yu Gothic" w:hAnsi="Yu Gothic"/>
+                <w:b/>
+                <w:bCs/>
+              </w:rPr>
+              <w:t xml:space="preserve">#</w:t>
+            </w:r>
+          </w:p>
+        </w:tc>
+        <w:tc>
+          <w:tcPr>
+            <w:tcW w:type="dxa" w:w="3180"/>
+            <w:shd w:fill="EDEFE9" w:color="auto" w:val="clear"/>
+            <w:tcMar>
+              <w:top w:type="dxa" w:w="60"/>
+              <w:left w:type="dxa" w:w="100"/>
+              <w:bottom w:type="dxa" w:w="60"/>
+              <w:right w:type="dxa" w:w="100"/>
+            </w:tcMar>
+          </w:tcPr>
+          <w:p>
+            <w:pPr>
+              <w:spacing w:after="0" w:line="260"/>
+            </w:pPr>
+            <w:r>
+              <w:rPr>
+                <w:rFonts w:ascii="Yu Gothic" w:cs="Yu Gothic" w:eastAsia="Yu Gothic" w:hAnsi="Yu Gothic"/>
+                <w:b/>
+                <w:bCs/>
+              </w:rPr>
+              <w:t xml:space="preserve">修正</w:t>
+            </w:r>
+          </w:p>
+        </w:tc>
+        <w:tc>
+          <w:tcPr>
+            <w:tcW w:type="dxa" w:w="4338"/>
+            <w:shd w:fill="EDEFE9" w:color="auto" w:val="clear"/>
+            <w:tcMar>
+              <w:top w:type="dxa" w:w="60"/>
+              <w:left w:type="dxa" w:w="100"/>
+              <w:bottom w:type="dxa" w:w="60"/>
+              <w:right w:type="dxa" w:w="100"/>
+            </w:tcMar>
+          </w:tcPr>
+          <w:p>
+            <w:pPr>
+              <w:spacing w:after="0" w:line="260"/>
+            </w:pPr>
+            <w:r>
+              <w:rPr>
+                <w:rFonts w:ascii="Yu Gothic" w:cs="Yu Gothic" w:eastAsia="Yu Gothic" w:hAnsi="Yu Gothic"/>
+                <w:b/>
+                <w:bCs/>
+              </w:rPr>
+              <w:t xml:space="preserve">理由</w:t>
+            </w:r>
+          </w:p>
+        </w:tc>
+      </w:tr>
+      <w:tr>
+        <w:trPr>
+          <w:tblHeader w:val="false"/>
+        </w:trPr>
+        <w:tc>
+          <w:tcPr>
+            <w:tcW w:type="dxa" w:w="2120"/>
+            <w:tcMar>
+              <w:top w:type="dxa" w:w="60"/>
+              <w:left w:type="dxa" w:w="100"/>
+              <w:bottom w:type="dxa" w:w="60"/>
+              <w:right w:type="dxa" w:w="100"/>
+            </w:tcMar>
+          </w:tcPr>
+          <w:p>
+            <w:pPr>
+              <w:spacing w:after="0" w:line="260"/>
+            </w:pPr>
+            <w:r>
+              <w:rPr>
+                <w:rFonts w:ascii="Yu Gothic" w:cs="Yu Gothic" w:eastAsia="Yu Gothic" w:hAnsi="Yu Gothic"/>
+              </w:rPr>
+              <w:t xml:space="preserve">1</w:t>
+            </w:r>
+          </w:p>
+        </w:tc>
+        <w:tc>
+          <w:tcPr>
+            <w:tcW w:type="dxa" w:w="3180"/>
+            <w:tcMar>
+              <w:top w:type="dxa" w:w="60"/>
+              <w:left w:type="dxa" w:w="100"/>
+              <w:bottom w:type="dxa" w:w="60"/>
+              <w:right w:type="dxa" w:w="100"/>
+            </w:tcMar>
+          </w:tcPr>
+          <w:p>
+            <w:pPr>
+              <w:spacing w:after="0" w:line="260"/>
+            </w:pPr>
+            <w:r>
+              <w:rPr>
+                <w:rFonts w:ascii="Yu Gothic" w:cs="Yu Gothic" w:eastAsia="Yu Gothic" w:hAnsi="Yu Gothic"/>
+              </w:rPr>
+              <w:t xml:space="preserve">判定ラベルを </w:t>
+            </w:r>
+            <w:r>
+              <w:rPr>
+                <w:rFonts w:ascii="Yu Gothic" w:cs="Yu Gothic" w:eastAsia="Yu Gothic" w:hAnsi="Yu Gothic"/>
+                <w:b/>
+                <w:bCs/>
+              </w:rPr>
+              <w:t xml:space="preserve">CONDITIONAL GO → PIVOT</w:t>
+            </w:r>
+          </w:p>
+        </w:tc>
+        <w:tc>
+          <w:tcPr>
+            <w:tcW w:type="dxa" w:w="4338"/>
+            <w:tcMar>
+              <w:top w:type="dxa" w:w="60"/>
+              <w:left w:type="dxa" w:w="100"/>
+              <w:bottom w:type="dxa" w:w="60"/>
+              <w:right w:type="dxa" w:w="100"/>
+            </w:tcMar>
+          </w:tcPr>
+          <w:p>
+            <w:pPr>
+              <w:spacing w:after="0" w:line="260"/>
+            </w:pPr>
+            <w:r>
+              <w:rPr>
+                <w:rFonts w:ascii="Yu Gothic" w:cs="Yu Gothic" w:eastAsia="Yu Gothic" w:hAnsi="Yu Gothic"/>
+              </w:rPr>
+              <w:t xml:space="preserve">「条件付き承認」と誤読される危険。相手方のラベルが優れる</w:t>
+            </w:r>
+          </w:p>
+        </w:tc>
+      </w:tr>
+      <w:tr>
+        <w:trPr>
+          <w:tblHeader w:val="false"/>
+        </w:trPr>
+        <w:tc>
+          <w:tcPr>
+            <w:tcW w:type="dxa" w:w="2120"/>
+            <w:tcMar>
+              <w:top w:type="dxa" w:w="60"/>
+              <w:left w:type="dxa" w:w="100"/>
+              <w:bottom w:type="dxa" w:w="60"/>
+              <w:right w:type="dxa" w:w="100"/>
+            </w:tcMar>
+          </w:tcPr>
+          <w:p>
+            <w:pPr>
+              <w:spacing w:after="0" w:line="260"/>
+            </w:pPr>
+            <w:r>
+              <w:rPr>
+                <w:rFonts w:ascii="Yu Gothic" w:cs="Yu Gothic" w:eastAsia="Yu Gothic" w:hAnsi="Yu Gothic"/>
+              </w:rPr>
+              <w:t xml:space="preserve">2</w:t>
+            </w:r>
+          </w:p>
+        </w:tc>
+        <w:tc>
+          <w:tcPr>
+            <w:tcW w:type="dxa" w:w="3180"/>
+            <w:tcMar>
+              <w:top w:type="dxa" w:w="60"/>
+              <w:left w:type="dxa" w:w="100"/>
+              <w:bottom w:type="dxa" w:w="60"/>
+              <w:right w:type="dxa" w:w="100"/>
+            </w:tcMar>
+          </w:tcPr>
+          <w:p>
+            <w:pPr>
+              <w:spacing w:after="0" w:line="260"/>
+            </w:pPr>
+            <w:r>
+              <w:rPr>
+                <w:rFonts w:ascii="Yu Gothic" w:cs="Yu Gothic" w:eastAsia="Yu Gothic" w:hAnsi="Yu Gothic"/>
+              </w:rPr>
+              <w:t xml:space="preserve">観光統計を </w:t>
+            </w:r>
+            <w:r>
+              <w:rPr>
+                <w:rFonts w:ascii="Yu Gothic" w:cs="Yu Gothic" w:eastAsia="Yu Gothic" w:hAnsi="Yu Gothic"/>
+                <w:b/>
+                <w:bCs/>
+              </w:rPr>
+              <w:t xml:space="preserve">令和7年（2025年）値</w:t>
+            </w:r>
+            <w:r>
+              <w:rPr>
+                <w:rFonts w:ascii="Yu Gothic" w:cs="Yu Gothic" w:eastAsia="Yu Gothic" w:hAnsi="Yu Gothic"/>
+              </w:rPr>
+              <w:t xml:space="preserve">に更新</w:t>
+            </w:r>
+          </w:p>
+        </w:tc>
+        <w:tc>
+          <w:tcPr>
+            <w:tcW w:type="dxa" w:w="4338"/>
+            <w:tcMar>
+              <w:top w:type="dxa" w:w="60"/>
+              <w:left w:type="dxa" w:w="100"/>
+              <w:bottom w:type="dxa" w:w="60"/>
+              <w:right w:type="dxa" w:w="100"/>
+            </w:tcMar>
+          </w:tcPr>
+          <w:p>
+            <w:pPr>
+              <w:spacing w:after="0" w:line="260"/>
+            </w:pPr>
+            <w:r>
+              <w:rPr>
+                <w:rFonts w:ascii="Yu Gothic" w:cs="Yu Gothic" w:eastAsia="Yu Gothic" w:hAnsi="Yu Gothic"/>
+                <w:b/>
+                <w:bCs/>
+              </w:rPr>
+              <w:t xml:space="preserve">当方の探索漏れ。</w:t>
+            </w:r>
+            <w:r>
+              <w:rPr>
+                <w:rFonts w:ascii="Yu Gothic" w:cs="Yu Gothic" w:eastAsia="Yu Gothic" w:hAnsi="Yu Gothic"/>
+              </w:rPr>
+              <w:t xml:space="preserve">市場は前年比▲10.0%の縮小局面</w:t>
+            </w:r>
+          </w:p>
+        </w:tc>
+      </w:tr>
+      <w:tr>
+        <w:trPr>
+          <w:tblHeader w:val="false"/>
+        </w:trPr>
+        <w:tc>
+          <w:tcPr>
+            <w:tcW w:type="dxa" w:w="2120"/>
+            <w:tcMar>
+              <w:top w:type="dxa" w:w="60"/>
+              <w:left w:type="dxa" w:w="100"/>
+              <w:bottom w:type="dxa" w:w="60"/>
+              <w:right w:type="dxa" w:w="100"/>
+            </w:tcMar>
+          </w:tcPr>
+          <w:p>
+            <w:pPr>
+              <w:spacing w:after="0" w:line="260"/>
+            </w:pPr>
+            <w:r>
+              <w:rPr>
+                <w:rFonts w:ascii="Yu Gothic" w:cs="Yu Gothic" w:eastAsia="Yu Gothic" w:hAnsi="Yu Gothic"/>
+              </w:rPr>
+              <w:t xml:space="preserve">3</w:t>
+            </w:r>
+          </w:p>
+        </w:tc>
+        <w:tc>
+          <w:tcPr>
+            <w:tcW w:type="dxa" w:w="3180"/>
+            <w:tcMar>
+              <w:top w:type="dxa" w:w="60"/>
+              <w:left w:type="dxa" w:w="100"/>
+              <w:bottom w:type="dxa" w:w="60"/>
+              <w:right w:type="dxa" w:w="100"/>
+            </w:tcMar>
+          </w:tcPr>
+          <w:p>
+            <w:pPr>
+              <w:spacing w:after="0" w:line="260"/>
+            </w:pPr>
+            <w:r>
+              <w:rPr>
+                <w:rFonts w:ascii="Yu Gothic" w:cs="Yu Gothic" w:eastAsia="Yu Gothic" w:hAnsi="Yu Gothic"/>
+              </w:rPr>
+              <w:t xml:space="preserve">海外連携を </w:t>
+            </w:r>
+            <w:r>
+              <w:rPr>
+                <w:rFonts w:ascii="Yu Gothic" w:cs="Yu Gothic" w:eastAsia="Yu Gothic" w:hAnsi="Yu Gothic"/>
+                <w:b/>
+                <w:bCs/>
+              </w:rPr>
+              <w:t xml:space="preserve">DROP → HOLD</w:t>
+            </w:r>
+          </w:p>
+        </w:tc>
+        <w:tc>
+          <w:tcPr>
+            <w:tcW w:type="dxa" w:w="4338"/>
+            <w:tcMar>
+              <w:top w:type="dxa" w:w="60"/>
+              <w:left w:type="dxa" w:w="100"/>
+              <w:bottom w:type="dxa" w:w="60"/>
+              <w:right w:type="dxa" w:w="100"/>
+            </w:tcMar>
+          </w:tcPr>
+          <w:p>
+            <w:pPr>
+              <w:spacing w:after="0" w:line="260"/>
+            </w:pPr>
+            <w:r>
+              <w:rPr>
+                <w:rFonts w:ascii="Yu Gothic" w:cs="Yu Gothic" w:eastAsia="Yu Gothic" w:hAnsi="Yu Gothic"/>
+                <w:b/>
+                <w:bCs/>
+              </w:rPr>
+              <w:t xml:space="preserve">2018年の水資源MoUが実在</w:t>
+            </w:r>
+            <w:r>
+              <w:rPr>
+                <w:rFonts w:ascii="Yu Gothic" w:cs="Yu Gothic" w:eastAsia="Yu Gothic" w:hAnsi="Yu Gothic"/>
+              </w:rPr>
+              <w:t xml:space="preserve">。ただし休眠状態</w:t>
+            </w:r>
+          </w:p>
+        </w:tc>
+      </w:tr>
+      <w:tr>
+        <w:trPr>
+          <w:tblHeader w:val="false"/>
+        </w:trPr>
+        <w:tc>
+          <w:tcPr>
+            <w:tcW w:type="dxa" w:w="2120"/>
+            <w:tcMar>
+              <w:top w:type="dxa" w:w="60"/>
+              <w:left w:type="dxa" w:w="100"/>
+              <w:bottom w:type="dxa" w:w="60"/>
+              <w:right w:type="dxa" w:w="100"/>
+            </w:tcMar>
+          </w:tcPr>
+          <w:p>
+            <w:pPr>
+              <w:spacing w:after="0" w:line="260"/>
+            </w:pPr>
+            <w:r>
+              <w:rPr>
+                <w:rFonts w:ascii="Yu Gothic" w:cs="Yu Gothic" w:eastAsia="Yu Gothic" w:hAnsi="Yu Gothic"/>
+              </w:rPr>
+              <w:t xml:space="preserve">4</w:t>
+            </w:r>
+          </w:p>
+        </w:tc>
+        <w:tc>
+          <w:tcPr>
+            <w:tcW w:type="dxa" w:w="3180"/>
+            <w:tcMar>
+              <w:top w:type="dxa" w:w="60"/>
+              <w:left w:type="dxa" w:w="100"/>
+              <w:bottom w:type="dxa" w:w="60"/>
+              <w:right w:type="dxa" w:w="100"/>
+            </w:tcMar>
+          </w:tcPr>
+          <w:p>
+            <w:pPr>
+              <w:spacing w:after="0" w:line="260"/>
+            </w:pPr>
+            <w:r>
+              <w:rPr>
+                <w:rFonts w:ascii="Yu Gothic" w:cs="Yu Gothic" w:eastAsia="Yu Gothic" w:hAnsi="Yu Gothic"/>
+              </w:rPr>
+              <w:t xml:space="preserve">BCPに</w:t>
+            </w:r>
+            <w:r>
+              <w:rPr>
+                <w:rFonts w:ascii="Yu Gothic" w:cs="Yu Gothic" w:eastAsia="Yu Gothic" w:hAnsi="Yu Gothic"/>
+                <w:b/>
+                <w:bCs/>
+              </w:rPr>
+              <w:t xml:space="preserve">豪雨・鉄道途絶</w:t>
+            </w:r>
+            <w:r>
+              <w:rPr>
+                <w:rFonts w:ascii="Yu Gothic" w:cs="Yu Gothic" w:eastAsia="Yu Gothic" w:hAnsi="Yu Gothic"/>
+              </w:rPr>
+              <w:t xml:space="preserve">を追加</w:t>
+            </w:r>
+          </w:p>
+        </w:tc>
+        <w:tc>
+          <w:tcPr>
+            <w:tcW w:type="dxa" w:w="4338"/>
+            <w:tcMar>
+              <w:top w:type="dxa" w:w="60"/>
+              <w:left w:type="dxa" w:w="100"/>
+              <w:bottom w:type="dxa" w:w="60"/>
+              <w:right w:type="dxa" w:w="100"/>
+            </w:tcMar>
+          </w:tcPr>
+          <w:p>
+            <w:pPr>
+              <w:spacing w:after="0" w:line="260"/>
+            </w:pPr>
+            <w:r>
+              <w:rPr>
+                <w:rFonts w:ascii="Yu Gothic" w:cs="Yu Gothic" w:eastAsia="Yu Gothic" w:hAnsi="Yu Gothic"/>
+              </w:rPr>
+              <w:t xml:space="preserve">2026-08-29に大野市で避難109人・JR運休の実例</w:t>
+            </w:r>
+          </w:p>
+        </w:tc>
+      </w:tr>
+      <w:tr>
+        <w:trPr>
+          <w:tblHeader w:val="false"/>
+        </w:trPr>
+        <w:tc>
+          <w:tcPr>
+            <w:tcW w:type="dxa" w:w="2120"/>
+            <w:tcMar>
+              <w:top w:type="dxa" w:w="60"/>
+              <w:left w:type="dxa" w:w="100"/>
+              <w:bottom w:type="dxa" w:w="60"/>
+              <w:right w:type="dxa" w:w="100"/>
+            </w:tcMar>
+          </w:tcPr>
+          <w:p>
+            <w:pPr>
+              <w:spacing w:after="0" w:line="260"/>
+            </w:pPr>
+            <w:r>
+              <w:rPr>
+                <w:rFonts w:ascii="Yu Gothic" w:cs="Yu Gothic" w:eastAsia="Yu Gothic" w:hAnsi="Yu Gothic"/>
+              </w:rPr>
+              <w:t xml:space="preserve">5</w:t>
+            </w:r>
+          </w:p>
+        </w:tc>
+        <w:tc>
+          <w:tcPr>
+            <w:tcW w:type="dxa" w:w="3180"/>
+            <w:tcMar>
+              <w:top w:type="dxa" w:w="60"/>
+              <w:left w:type="dxa" w:w="100"/>
+              <w:bottom w:type="dxa" w:w="60"/>
+              <w:right w:type="dxa" w:w="100"/>
+            </w:tcMar>
+          </w:tcPr>
+          <w:p>
+            <w:pPr>
+              <w:spacing w:after="0" w:line="260"/>
+            </w:pPr>
+            <w:r>
+              <w:rPr>
+                <w:rFonts w:ascii="Yu Gothic" w:cs="Yu Gothic" w:eastAsia="Yu Gothic" w:hAnsi="Yu Gothic"/>
+              </w:rPr>
+              <w:t xml:space="preserve">競合に</w:t>
+            </w:r>
+            <w:r>
+              <w:rPr>
+                <w:rFonts w:ascii="Yu Gothic" w:cs="Yu Gothic" w:eastAsia="Yu Gothic" w:hAnsi="Yu Gothic"/>
+                <w:b/>
+                <w:bCs/>
+              </w:rPr>
+              <w:t xml:space="preserve">郡上八幡・飛騨高山</w:t>
+            </w:r>
+            <w:r>
+              <w:rPr>
+                <w:rFonts w:ascii="Yu Gothic" w:cs="Yu Gothic" w:eastAsia="Yu Gothic" w:hAnsi="Yu Gothic"/>
+              </w:rPr>
+              <w:t xml:space="preserve">を追加</w:t>
+            </w:r>
+          </w:p>
+        </w:tc>
+        <w:tc>
+          <w:tcPr>
+            <w:tcW w:type="dxa" w:w="4338"/>
+            <w:tcMar>
+              <w:top w:type="dxa" w:w="60"/>
+              <w:left w:type="dxa" w:w="100"/>
+              <w:bottom w:type="dxa" w:w="60"/>
+              <w:right w:type="dxa" w:w="100"/>
+            </w:tcMar>
+          </w:tcPr>
+          <w:p>
+            <w:pPr>
+              <w:spacing w:after="0" w:line="260"/>
+            </w:pPr>
+            <w:r>
+              <w:rPr>
+                <w:rFonts w:ascii="Yu Gothic" w:cs="Yu Gothic" w:eastAsia="Yu Gothic" w:hAnsi="Yu Gothic"/>
+              </w:rPr>
+              <w:t xml:space="preserve">「水の城下町」は郡上八幡と直接競合。高山の外国人泊は約97.8万人泊</w:t>
+            </w:r>
+          </w:p>
+        </w:tc>
+      </w:tr>
+      <w:tr>
+        <w:trPr>
+          <w:tblHeader w:val="false"/>
+        </w:trPr>
+        <w:tc>
+          <w:tcPr>
+            <w:tcW w:type="dxa" w:w="2120"/>
+            <w:tcMar>
+              <w:top w:type="dxa" w:w="60"/>
+              <w:left w:type="dxa" w:w="100"/>
+              <w:bottom w:type="dxa" w:w="60"/>
+              <w:right w:type="dxa" w:w="100"/>
+            </w:tcMar>
+          </w:tcPr>
+          <w:p>
+            <w:pPr>
+              <w:spacing w:after="0" w:line="260"/>
+            </w:pPr>
+            <w:r>
+              <w:rPr>
+                <w:rFonts w:ascii="Yu Gothic" w:cs="Yu Gothic" w:eastAsia="Yu Gothic" w:hAnsi="Yu Gothic"/>
+              </w:rPr>
+              <w:t xml:space="preserve">6</w:t>
+            </w:r>
+          </w:p>
+        </w:tc>
+        <w:tc>
+          <w:tcPr>
+            <w:tcW w:type="dxa" w:w="3180"/>
+            <w:tcMar>
+              <w:top w:type="dxa" w:w="60"/>
+              <w:left w:type="dxa" w:w="100"/>
+              <w:bottom w:type="dxa" w:w="60"/>
+              <w:right w:type="dxa" w:w="100"/>
+            </w:tcMar>
+          </w:tcPr>
+          <w:p>
+            <w:pPr>
+              <w:spacing w:after="0" w:line="260"/>
+            </w:pPr>
+            <w:r>
+              <w:rPr>
+                <w:rFonts w:ascii="Yu Gothic" w:cs="Yu Gothic" w:eastAsia="Yu Gothic" w:hAnsi="Yu Gothic"/>
+              </w:rPr>
+              <w:t xml:space="preserve">Governanceを</w:t>
+            </w:r>
+            <w:r>
+              <w:rPr>
+                <w:rFonts w:ascii="Yu Gothic" w:cs="Yu Gothic" w:eastAsia="Yu Gothic" w:hAnsi="Yu Gothic"/>
+                <w:b/>
+                <w:bCs/>
+              </w:rPr>
+              <w:t xml:space="preserve">段階設計</w:t>
+            </w:r>
+            <w:r>
+              <w:rPr>
+                <w:rFonts w:ascii="Yu Gothic" w:cs="Yu Gothic" w:eastAsia="Yu Gothic" w:hAnsi="Yu Gothic"/>
+              </w:rPr>
+              <w:t xml:space="preserve">に修正</w:t>
+            </w:r>
+          </w:p>
+        </w:tc>
+        <w:tc>
+          <w:tcPr>
+            <w:tcW w:type="dxa" w:w="4338"/>
+            <w:tcMar>
+              <w:top w:type="dxa" w:w="60"/>
+              <w:left w:type="dxa" w:w="100"/>
+              <w:bottom w:type="dxa" w:w="60"/>
+              <w:right w:type="dxa" w:w="100"/>
+            </w:tcMar>
+          </w:tcPr>
+          <w:p>
+            <w:pPr>
+              <w:spacing w:after="0" w:line="260"/>
+            </w:pPr>
+            <w:r>
+              <w:rPr>
+                <w:rFonts w:ascii="Yu Gothic" w:cs="Yu Gothic" w:eastAsia="Yu Gothic" w:hAnsi="Yu Gothic"/>
+              </w:rPr>
+              <w:t xml:space="preserve">PoC＝DMO主導、資産投資時＝SPC。PoC段階のSPCは管理コスト過大</w:t>
+            </w:r>
+          </w:p>
+        </w:tc>
+      </w:tr>
+    </w:tbl>
+    <w:p>
+      <w:pPr>
+        <w:spacing w:after="200"/>
+      </w:pPr>
+    </w:p>
+    <w:p>
+      <w:pPr>
+        <w:spacing w:after="120" w:line="300"/>
+      </w:pPr>
+      <w:r>
+        <w:rPr>
+          <w:rFonts w:ascii="Yu Gothic" w:cs="Yu Gothic" w:eastAsia="Yu Gothic" w:hAnsi="Yu Gothic"/>
+          <w:b/>
+          <w:bCs/>
+        </w:rPr>
+        <w:t xml:space="preserve">相手方に提起した反論</w:t>
+      </w:r>
+      <w:r>
+        <w:rPr>
+          <w:rFonts w:ascii="Yu Gothic" w:cs="Yu Gothic" w:eastAsia="Yu Gothic" w:hAnsi="Yu Gothic"/>
+        </w:rPr>
+        <w:t xml:space="preserve">（詳細は別紙『FS相互検証メモ』）</w:t>
+      </w:r>
+    </w:p>
+    <w:tbl>
+      <w:tblPr>
+        <w:tblW w:type="dxa" w:w="9638"/>
+        <w:tblBorders>
+          <w:top w:val="single" w:color="C8C8C8" w:sz="4"/>
+          <w:left w:val="single" w:color="C8C8C8" w:sz="4"/>
+          <w:bottom w:val="single" w:color="C8C8C8" w:sz="4"/>
+          <w:right w:val="single" w:color="C8C8C8" w:sz="4"/>
+          <w:insideH w:val="single" w:color="C8C8C8" w:sz="4"/>
+          <w:insideV w:val="single" w:color="C8C8C8" w:sz="4"/>
+        </w:tblBorders>
+      </w:tblPr>
+      <w:tblGrid>
+        <w:gridCol w:w="2120"/>
+        <w:gridCol w:w="3180"/>
+        <w:gridCol w:w="4338"/>
+      </w:tblGrid>
+      <w:tr>
+        <w:trPr>
+          <w:tblHeader/>
+        </w:trPr>
+        <w:tc>
+          <w:tcPr>
+            <w:tcW w:type="dxa" w:w="2120"/>
+            <w:shd w:fill="EDEFE9" w:color="auto" w:val="clear"/>
+            <w:tcMar>
+              <w:top w:type="dxa" w:w="60"/>
+              <w:left w:type="dxa" w:w="100"/>
+              <w:bottom w:type="dxa" w:w="60"/>
+              <w:right w:type="dxa" w:w="100"/>
+            </w:tcMar>
+          </w:tcPr>
+          <w:p>
+            <w:pPr>
+              <w:spacing w:after="0" w:line="260"/>
+            </w:pPr>
+            <w:r>
+              <w:rPr>
+                <w:rFonts w:ascii="Yu Gothic" w:cs="Yu Gothic" w:eastAsia="Yu Gothic" w:hAnsi="Yu Gothic"/>
+                <w:b/>
+                <w:bCs/>
+              </w:rPr>
+              <w:t xml:space="preserve">#</w:t>
+            </w:r>
+          </w:p>
+        </w:tc>
+        <w:tc>
+          <w:tcPr>
+            <w:tcW w:type="dxa" w:w="3180"/>
+            <w:shd w:fill="EDEFE9" w:color="auto" w:val="clear"/>
+            <w:tcMar>
+              <w:top w:type="dxa" w:w="60"/>
+              <w:left w:type="dxa" w:w="100"/>
+              <w:bottom w:type="dxa" w:w="60"/>
+              <w:right w:type="dxa" w:w="100"/>
+            </w:tcMar>
+          </w:tcPr>
+          <w:p>
+            <w:pPr>
+              <w:spacing w:after="0" w:line="260"/>
+            </w:pPr>
+            <w:r>
+              <w:rPr>
+                <w:rFonts w:ascii="Yu Gothic" w:cs="Yu Gothic" w:eastAsia="Yu Gothic" w:hAnsi="Yu Gothic"/>
+                <w:b/>
+                <w:bCs/>
+              </w:rPr>
+              <w:t xml:space="preserve">論点</w:t>
+            </w:r>
+          </w:p>
+        </w:tc>
+        <w:tc>
+          <w:tcPr>
+            <w:tcW w:type="dxa" w:w="4338"/>
+            <w:shd w:fill="EDEFE9" w:color="auto" w:val="clear"/>
+            <w:tcMar>
+              <w:top w:type="dxa" w:w="60"/>
+              <w:left w:type="dxa" w:w="100"/>
+              <w:bottom w:type="dxa" w:w="60"/>
+              <w:right w:type="dxa" w:w="100"/>
+            </w:tcMar>
+          </w:tcPr>
+          <w:p>
+            <w:pPr>
+              <w:spacing w:after="0" w:line="260"/>
+            </w:pPr>
+            <w:r>
+              <w:rPr>
+                <w:rFonts w:ascii="Yu Gothic" w:cs="Yu Gothic" w:eastAsia="Yu Gothic" w:hAnsi="Yu Gothic"/>
+                <w:b/>
+                <w:bCs/>
+              </w:rPr>
+              <w:t xml:space="preserve">当方の根拠</w:t>
+            </w:r>
+          </w:p>
+        </w:tc>
+      </w:tr>
+      <w:tr>
+        <w:trPr>
+          <w:tblHeader w:val="false"/>
+        </w:trPr>
+        <w:tc>
+          <w:tcPr>
+            <w:tcW w:type="dxa" w:w="2120"/>
+            <w:tcMar>
+              <w:top w:type="dxa" w:w="60"/>
+              <w:left w:type="dxa" w:w="100"/>
+              <w:bottom w:type="dxa" w:w="60"/>
+              <w:right w:type="dxa" w:w="100"/>
+            </w:tcMar>
+          </w:tcPr>
+          <w:p>
+            <w:pPr>
+              <w:spacing w:after="0" w:line="260"/>
+            </w:pPr>
+            <w:r>
+              <w:rPr>
+                <w:rFonts w:ascii="Yu Gothic" w:cs="Yu Gothic" w:eastAsia="Yu Gothic" w:hAnsi="Yu Gothic"/>
+              </w:rPr>
+              <w:t xml:space="preserve">1</w:t>
+            </w:r>
+          </w:p>
+        </w:tc>
+        <w:tc>
+          <w:tcPr>
+            <w:tcW w:type="dxa" w:w="3180"/>
+            <w:tcMar>
+              <w:top w:type="dxa" w:w="60"/>
+              <w:left w:type="dxa" w:w="100"/>
+              <w:bottom w:type="dxa" w:w="60"/>
+              <w:right w:type="dxa" w:w="100"/>
+            </w:tcMar>
+          </w:tcPr>
+          <w:p>
+            <w:pPr>
+              <w:spacing w:after="0" w:line="260"/>
+            </w:pPr>
+            <w:r>
+              <w:rPr>
+                <w:rFonts w:ascii="Yu Gothic" w:cs="Yu Gothic" w:eastAsia="Yu Gothic" w:hAnsi="Yu Gothic"/>
+              </w:rPr>
+              <w:t xml:space="preserve">Hotel OptionsのCAPEXが</w:t>
+            </w:r>
+            <w:r>
+              <w:rPr>
+                <w:rFonts w:ascii="Yu Gothic" w:cs="Yu Gothic" w:eastAsia="Yu Gothic" w:hAnsi="Yu Gothic"/>
+                <w:b/>
+                <w:bCs/>
+              </w:rPr>
+              <w:t xml:space="preserve">実勢の3.7〜14倍</w:t>
+            </w:r>
+            <w:r>
+              <w:rPr>
+                <w:rFonts w:ascii="Yu Gothic" w:cs="Yu Gothic" w:eastAsia="Yu Gothic" w:hAnsi="Yu Gothic"/>
+              </w:rPr>
+              <w:t xml:space="preserve">（出典なし）</w:t>
+            </w:r>
+          </w:p>
+        </w:tc>
+        <w:tc>
+          <w:tcPr>
+            <w:tcW w:type="dxa" w:w="4338"/>
+            <w:tcMar>
+              <w:top w:type="dxa" w:w="60"/>
+              <w:left w:type="dxa" w:w="100"/>
+              <w:bottom w:type="dxa" w:w="60"/>
+              <w:right w:type="dxa" w:w="100"/>
+            </w:tcMar>
+          </w:tcPr>
+          <w:p>
+            <w:pPr>
+              <w:spacing w:after="0" w:line="260"/>
+            </w:pPr>
+            <w:r>
+              <w:rPr>
+                <w:rFonts w:ascii="Yu Gothic" w:cs="Yu Gothic" w:eastAsia="Yu Gothic" w:hAnsi="Yu Gothic"/>
+              </w:rPr>
+              <w:t xml:space="preserve">DBJ 10.7百万円/室、講 大津百町 実績 30.8百万円/室</w:t>
+            </w:r>
+          </w:p>
+        </w:tc>
+      </w:tr>
+      <w:tr>
+        <w:trPr>
+          <w:tblHeader w:val="false"/>
+        </w:trPr>
+        <w:tc>
+          <w:tcPr>
+            <w:tcW w:type="dxa" w:w="2120"/>
+            <w:tcMar>
+              <w:top w:type="dxa" w:w="60"/>
+              <w:left w:type="dxa" w:w="100"/>
+              <w:bottom w:type="dxa" w:w="60"/>
+              <w:right w:type="dxa" w:w="100"/>
+            </w:tcMar>
+          </w:tcPr>
+          <w:p>
+            <w:pPr>
+              <w:spacing w:after="0" w:line="260"/>
+            </w:pPr>
+            <w:r>
+              <w:rPr>
+                <w:rFonts w:ascii="Yu Gothic" w:cs="Yu Gothic" w:eastAsia="Yu Gothic" w:hAnsi="Yu Gothic"/>
+              </w:rPr>
+              <w:t xml:space="preserve">2</w:t>
+            </w:r>
+          </w:p>
+        </w:tc>
+        <w:tc>
+          <w:tcPr>
+            <w:tcW w:type="dxa" w:w="3180"/>
+            <w:tcMar>
+              <w:top w:type="dxa" w:w="60"/>
+              <w:left w:type="dxa" w:w="100"/>
+              <w:bottom w:type="dxa" w:w="60"/>
+              <w:right w:type="dxa" w:w="100"/>
+            </w:tcMar>
+          </w:tcPr>
+          <w:p>
+            <w:pPr>
+              <w:spacing w:after="0" w:line="260"/>
+            </w:pPr>
+            <w:r>
+              <w:rPr>
+                <w:rFonts w:ascii="Yu Gothic" w:cs="Yu Gothic" w:eastAsia="Yu Gothic" w:hAnsi="Yu Gothic"/>
+              </w:rPr>
+              <w:t xml:space="preserve">稼働率</w:t>
+            </w:r>
+            <w:r>
+              <w:rPr>
+                <w:rFonts w:ascii="Yu Gothic" w:cs="Yu Gothic" w:eastAsia="Yu Gothic" w:hAnsi="Yu Gothic"/>
+                <w:b/>
+                <w:bCs/>
+              </w:rPr>
+              <w:t xml:space="preserve">45〜48%</w:t>
+            </w:r>
+            <w:r>
+              <w:rPr>
+                <w:rFonts w:ascii="Yu Gothic" w:cs="Yu Gothic" w:eastAsia="Yu Gothic" w:hAnsi="Yu Gothic"/>
+              </w:rPr>
+              <w:t xml:space="preserve">の出典なし</w:t>
+            </w:r>
+          </w:p>
+        </w:tc>
+        <w:tc>
+          <w:tcPr>
+            <w:tcW w:type="dxa" w:w="4338"/>
+            <w:tcMar>
+              <w:top w:type="dxa" w:w="60"/>
+              <w:left w:type="dxa" w:w="100"/>
+              <w:bottom w:type="dxa" w:w="60"/>
+              <w:right w:type="dxa" w:w="100"/>
+            </w:tcMar>
+          </w:tcPr>
+          <w:p>
+            <w:pPr>
+              <w:spacing w:after="0" w:line="260"/>
+            </w:pPr>
+            <w:r>
+              <w:rPr>
+                <w:rFonts w:ascii="Yu Gothic" w:cs="Yu Gothic" w:eastAsia="Yu Gothic" w:hAnsi="Yu Gothic"/>
+              </w:rPr>
+              <w:t xml:space="preserve">福井県 旅館平均27.4%（観光庁2024確定値）、DBJ標準30%</w:t>
+            </w:r>
+          </w:p>
+        </w:tc>
+      </w:tr>
+      <w:tr>
+        <w:trPr>
+          <w:tblHeader w:val="false"/>
+        </w:trPr>
+        <w:tc>
+          <w:tcPr>
+            <w:tcW w:type="dxa" w:w="2120"/>
+            <w:tcMar>
+              <w:top w:type="dxa" w:w="60"/>
+              <w:left w:type="dxa" w:w="100"/>
+              <w:bottom w:type="dxa" w:w="60"/>
+              <w:right w:type="dxa" w:w="100"/>
+            </w:tcMar>
+          </w:tcPr>
+          <w:p>
+            <w:pPr>
+              <w:spacing w:after="0" w:line="260"/>
+            </w:pPr>
+            <w:r>
+              <w:rPr>
+                <w:rFonts w:ascii="Yu Gothic" w:cs="Yu Gothic" w:eastAsia="Yu Gothic" w:hAnsi="Yu Gothic"/>
+              </w:rPr>
+              <w:t xml:space="preserve">3</w:t>
+            </w:r>
+          </w:p>
+        </w:tc>
+        <w:tc>
+          <w:tcPr>
+            <w:tcW w:type="dxa" w:w="3180"/>
+            <w:tcMar>
+              <w:top w:type="dxa" w:w="60"/>
+              <w:left w:type="dxa" w:w="100"/>
+              <w:bottom w:type="dxa" w:w="60"/>
+              <w:right w:type="dxa" w:w="100"/>
+            </w:tcMar>
+          </w:tcPr>
+          <w:p>
+            <w:pPr>
+              <w:spacing w:after="0" w:line="260"/>
+            </w:pPr>
+            <w:r>
+              <w:rPr>
+                <w:rFonts w:ascii="Yu Gothic" w:cs="Yu Gothic" w:eastAsia="Yu Gothic" w:hAnsi="Yu Gothic"/>
+              </w:rPr>
+              <w:t xml:space="preserve">硬度</w:t>
+            </w:r>
+            <w:r>
+              <w:rPr>
+                <w:rFonts w:ascii="Yu Gothic" w:cs="Yu Gothic" w:eastAsia="Yu Gothic" w:hAnsi="Yu Gothic"/>
+                <w:b/>
+                <w:bCs/>
+              </w:rPr>
+              <w:t xml:space="preserve">42–56mg/L</w:t>
+            </w:r>
+            <w:r>
+              <w:rPr>
+                <w:rFonts w:ascii="Yu Gothic" w:cs="Yu Gothic" w:eastAsia="Yu Gothic" w:hAnsi="Yu Gothic"/>
+              </w:rPr>
+              <w:t xml:space="preserve">が引用元文献に</w:t>
+            </w:r>
+            <w:r>
+              <w:rPr>
+                <w:rFonts w:ascii="Yu Gothic" w:cs="Yu Gothic" w:eastAsia="Yu Gothic" w:hAnsi="Yu Gothic"/>
+                <w:b/>
+                <w:bCs/>
+              </w:rPr>
+              <w:t xml:space="preserve">存在しない</w:t>
+            </w:r>
+          </w:p>
+        </w:tc>
+        <w:tc>
+          <w:tcPr>
+            <w:tcW w:type="dxa" w:w="4338"/>
+            <w:tcMar>
+              <w:top w:type="dxa" w:w="60"/>
+              <w:left w:type="dxa" w:w="100"/>
+              <w:bottom w:type="dxa" w:w="60"/>
+              <w:right w:type="dxa" w:w="100"/>
+            </w:tcMar>
+          </w:tcPr>
+          <w:p>
+            <w:pPr>
+              <w:spacing w:after="0" w:line="260"/>
+            </w:pPr>
+            <w:r>
+              <w:rPr>
+                <w:rFonts w:ascii="Yu Gothic" w:cs="Yu Gothic" w:eastAsia="Yu Gothic" w:hAnsi="Yu Gothic"/>
+              </w:rPr>
+              <w:t xml:space="preserve">当方が当該論文本文を直接確認</w:t>
+            </w:r>
+          </w:p>
+        </w:tc>
+      </w:tr>
+      <w:tr>
+        <w:trPr>
+          <w:tblHeader w:val="false"/>
+        </w:trPr>
+        <w:tc>
+          <w:tcPr>
+            <w:tcW w:type="dxa" w:w="2120"/>
+            <w:tcMar>
+              <w:top w:type="dxa" w:w="60"/>
+              <w:left w:type="dxa" w:w="100"/>
+              <w:bottom w:type="dxa" w:w="60"/>
+              <w:right w:type="dxa" w:w="100"/>
+            </w:tcMar>
+          </w:tcPr>
+          <w:p>
+            <w:pPr>
+              <w:spacing w:after="0" w:line="260"/>
+            </w:pPr>
+            <w:r>
+              <w:rPr>
+                <w:rFonts w:ascii="Yu Gothic" w:cs="Yu Gothic" w:eastAsia="Yu Gothic" w:hAnsi="Yu Gothic"/>
+              </w:rPr>
+              <w:t xml:space="preserve">4</w:t>
+            </w:r>
+          </w:p>
+        </w:tc>
+        <w:tc>
+          <w:tcPr>
+            <w:tcW w:type="dxa" w:w="3180"/>
+            <w:tcMar>
+              <w:top w:type="dxa" w:w="60"/>
+              <w:left w:type="dxa" w:w="100"/>
+              <w:bottom w:type="dxa" w:w="60"/>
+              <w:right w:type="dxa" w:w="100"/>
+            </w:tcMar>
+          </w:tcPr>
+          <w:p>
+            <w:pPr>
+              <w:spacing w:after="0" w:line="260"/>
+            </w:pPr>
+            <w:r>
+              <w:rPr>
+                <w:rFonts w:ascii="Yu Gothic" w:cs="Yu Gothic" w:eastAsia="Yu Gothic" w:hAnsi="Yu Gothic"/>
+                <w:b/>
+                <w:bCs/>
+              </w:rPr>
+              <w:t xml:space="preserve">IRR計算式がIRRでない</w:t>
+            </w:r>
+            <w:r>
+              <w:rPr>
+                <w:rFonts w:ascii="Yu Gothic" w:cs="Yu Gothic" w:eastAsia="Yu Gothic" w:hAnsi="Yu Gothic"/>
+              </w:rPr>
+              <w:t xml:space="preserve">（CAGR）</w:t>
+            </w:r>
+          </w:p>
+        </w:tc>
+        <w:tc>
+          <w:tcPr>
+            <w:tcW w:type="dxa" w:w="4338"/>
+            <w:tcMar>
+              <w:top w:type="dxa" w:w="60"/>
+              <w:left w:type="dxa" w:w="100"/>
+              <w:bottom w:type="dxa" w:w="60"/>
+              <w:right w:type="dxa" w:w="100"/>
+            </w:tcMar>
+          </w:tcPr>
+          <w:p>
+            <w:pPr>
+              <w:spacing w:after="0" w:line="260"/>
+            </w:pPr>
+            <w:r>
+              <w:rPr>
+                <w:rFonts w:ascii="Yu Gothic" w:cs="Yu Gothic" w:eastAsia="Yu Gothic" w:hAnsi="Yu Gothic"/>
+              </w:rPr>
+              <w:t xml:space="preserve">Upsideで24.65%表示・正解80.36%（▲55.7pt）</w:t>
+            </w:r>
+          </w:p>
+        </w:tc>
+      </w:tr>
+      <w:tr>
+        <w:trPr>
+          <w:tblHeader w:val="false"/>
+        </w:trPr>
+        <w:tc>
+          <w:tcPr>
+            <w:tcW w:type="dxa" w:w="2120"/>
+            <w:tcMar>
+              <w:top w:type="dxa" w:w="60"/>
+              <w:left w:type="dxa" w:w="100"/>
+              <w:bottom w:type="dxa" w:w="60"/>
+              <w:right w:type="dxa" w:w="100"/>
+            </w:tcMar>
+          </w:tcPr>
+          <w:p>
+            <w:pPr>
+              <w:spacing w:after="0" w:line="260"/>
+            </w:pPr>
+            <w:r>
+              <w:rPr>
+                <w:rFonts w:ascii="Yu Gothic" w:cs="Yu Gothic" w:eastAsia="Yu Gothic" w:hAnsi="Yu Gothic"/>
+              </w:rPr>
+              <w:t xml:space="preserve">5</w:t>
+            </w:r>
+          </w:p>
+        </w:tc>
+        <w:tc>
+          <w:tcPr>
+            <w:tcW w:type="dxa" w:w="3180"/>
+            <w:tcMar>
+              <w:top w:type="dxa" w:w="60"/>
+              <w:left w:type="dxa" w:w="100"/>
+              <w:bottom w:type="dxa" w:w="60"/>
+              <w:right w:type="dxa" w:w="100"/>
+            </w:tcMar>
+          </w:tcPr>
+          <w:p>
+            <w:pPr>
+              <w:spacing w:after="0" w:line="260"/>
+            </w:pPr>
+            <w:r>
+              <w:rPr>
+                <w:rFonts w:ascii="Yu Gothic" w:cs="Yu Gothic" w:eastAsia="Yu Gothic" w:hAnsi="Yu Gothic"/>
+                <w:b/>
+                <w:bCs/>
+              </w:rPr>
+              <w:t xml:space="preserve">DSCRの分子がEBITDA</w:t>
+            </w:r>
+            <w:r>
+              <w:rPr>
+                <w:rFonts w:ascii="Yu Gothic" w:cs="Yu Gothic" w:eastAsia="Yu Gothic" w:hAnsi="Yu Gothic"/>
+              </w:rPr>
+              <w:t xml:space="preserve">（CFADSであるべき）</w:t>
+            </w:r>
+          </w:p>
+        </w:tc>
+        <w:tc>
+          <w:tcPr>
+            <w:tcW w:type="dxa" w:w="4338"/>
+            <w:tcMar>
+              <w:top w:type="dxa" w:w="60"/>
+              <w:left w:type="dxa" w:w="100"/>
+              <w:bottom w:type="dxa" w:w="60"/>
+              <w:right w:type="dxa" w:w="100"/>
+            </w:tcMar>
+          </w:tcPr>
+          <w:p>
+            <w:pPr>
+              <w:spacing w:after="0" w:line="260"/>
+            </w:pPr>
+            <w:r>
+              <w:rPr>
+                <w:rFonts w:ascii="Yu Gothic" w:cs="Yu Gothic" w:eastAsia="Yu Gothic" w:hAnsi="Yu Gothic"/>
+              </w:rPr>
+              <w:t xml:space="preserve">Option A は 0.86x → 実質0.75x</w:t>
+            </w:r>
+          </w:p>
+        </w:tc>
+      </w:tr>
+      <w:tr>
+        <w:trPr>
+          <w:tblHeader w:val="false"/>
+        </w:trPr>
+        <w:tc>
+          <w:tcPr>
+            <w:tcW w:type="dxa" w:w="2120"/>
+            <w:tcMar>
+              <w:top w:type="dxa" w:w="60"/>
+              <w:left w:type="dxa" w:w="100"/>
+              <w:bottom w:type="dxa" w:w="60"/>
+              <w:right w:type="dxa" w:w="100"/>
+            </w:tcMar>
+          </w:tcPr>
+          <w:p>
+            <w:pPr>
+              <w:spacing w:after="0" w:line="260"/>
+            </w:pPr>
+            <w:r>
+              <w:rPr>
+                <w:rFonts w:ascii="Yu Gothic" w:cs="Yu Gothic" w:eastAsia="Yu Gothic" w:hAnsi="Yu Gothic"/>
+              </w:rPr>
+              <w:t xml:space="preserve">6</w:t>
+            </w:r>
+          </w:p>
+        </w:tc>
+        <w:tc>
+          <w:tcPr>
+            <w:tcW w:type="dxa" w:w="3180"/>
+            <w:tcMar>
+              <w:top w:type="dxa" w:w="60"/>
+              <w:left w:type="dxa" w:w="100"/>
+              <w:bottom w:type="dxa" w:w="60"/>
+              <w:right w:type="dxa" w:w="100"/>
+            </w:tcMar>
+          </w:tcPr>
+          <w:p>
+            <w:pPr>
+              <w:spacing w:after="0" w:line="260"/>
+            </w:pPr>
+            <w:r>
+              <w:rPr>
+                <w:rFonts w:ascii="Yu Gothic" w:cs="Yu Gothic" w:eastAsia="Yu Gothic" w:hAnsi="Yu Gothic"/>
+              </w:rPr>
+              <w:t xml:space="preserve">デリスキング枠が</w:t>
+            </w:r>
+            <w:r>
+              <w:rPr>
+                <w:rFonts w:ascii="Yu Gothic" w:cs="Yu Gothic" w:eastAsia="Yu Gothic" w:hAnsi="Yu Gothic"/>
+                <w:b/>
+                <w:bCs/>
+              </w:rPr>
+              <w:t xml:space="preserve">2,500万円と3,300万円で不整合</w:t>
+            </w:r>
+          </w:p>
+        </w:tc>
+        <w:tc>
+          <w:tcPr>
+            <w:tcW w:type="dxa" w:w="4338"/>
+            <w:tcMar>
+              <w:top w:type="dxa" w:w="60"/>
+              <w:left w:type="dxa" w:w="100"/>
+              <w:bottom w:type="dxa" w:w="60"/>
+              <w:right w:type="dxa" w:w="100"/>
+            </w:tcMar>
+          </w:tcPr>
+          <w:p>
+            <w:pPr>
+              <w:spacing w:after="0" w:line="260"/>
+            </w:pPr>
+            <w:r>
+              <w:rPr>
+                <w:rFonts w:ascii="Yu Gothic" w:cs="Yu Gothic" w:eastAsia="Yu Gothic" w:hAnsi="Yu Gothic"/>
+              </w:rPr>
+              <w:t xml:space="preserve">水科学8百万円の内外が不明確</w:t>
+            </w:r>
+          </w:p>
+        </w:tc>
+      </w:tr>
+    </w:tbl>
+    <w:p>
+      <w:pPr>
+        <w:spacing w:after="200"/>
+      </w:pPr>
+    </w:p>
+    <w:p>
+      <w:pPr>
+        <w:spacing w:after="120" w:line="300"/>
+      </w:pPr>
+      <w:r>
+        <w:rPr>
+          <w:rFonts w:ascii="Yu Gothic" w:cs="Yu Gothic" w:eastAsia="Yu Gothic" w:hAnsi="Yu Gothic"/>
+          <w:b/>
+          <w:bCs/>
+        </w:rPr>
+        <w:t xml:space="preserve">統合結論</w:t>
+      </w:r>
+      <w:r>
+        <w:rPr>
+          <w:rFonts w:ascii="Yu Gothic" w:cs="Yu Gothic" w:eastAsia="Yu Gothic" w:hAnsi="Yu Gothic"/>
+        </w:rPr>
+        <w:t xml:space="preserve">：相手方のCAPEX過大（NO-GO方向）と稼働率過大（GO方向）は</w:t>
+      </w:r>
+      <w:r>
+        <w:rPr>
+          <w:rFonts w:ascii="Yu Gothic" w:cs="Yu Gothic" w:eastAsia="Yu Gothic" w:hAnsi="Yu Gothic"/>
+          <w:b/>
+          <w:bCs/>
+        </w:rPr>
+        <w:t xml:space="preserve">部分的に相殺している。</w:t>
+      </w:r>
+    </w:p>
+    <w:p>
+      <w:pPr>
+        <w:spacing w:after="120" w:line="300"/>
+      </w:pPr>
+      <w:r>
+        <w:rPr>
+          <w:rFonts w:ascii="Yu Gothic" w:cs="Yu Gothic" w:eastAsia="Yu Gothic" w:hAnsi="Yu Gothic"/>
+        </w:rPr>
+        <w:t xml:space="preserve">両方を最良証拠に差し替えると、</w:t>
+      </w:r>
+      <w:r>
+        <w:rPr>
+          <w:rFonts w:ascii="Yu Gothic" w:cs="Yu Gothic" w:eastAsia="Yu Gothic" w:hAnsi="Yu Gothic"/>
+          <w:b/>
+          <w:bCs/>
+        </w:rPr>
+        <w:t xml:space="preserve">現実的な稼働率27〜30%・現実的なCAPEX 30.8〜40.0百万円/室の全組み合わせでIRRは負</w:t>
+      </w:r>
+      <w:r>
+        <w:rPr>
+          <w:rFonts w:ascii="Yu Gothic" w:cs="Yu Gothic" w:eastAsia="Yu Gothic" w:hAnsi="Yu Gothic"/>
+        </w:rPr>
+        <w:t xml:space="preserve">となり、</w:t>
+      </w:r>
+    </w:p>
+    <w:p>
+      <w:pPr>
+        <w:spacing w:after="120" w:line="300"/>
+      </w:pPr>
+      <w:r>
+        <w:rPr>
+          <w:rFonts w:ascii="Yu Gothic" w:cs="Yu Gothic" w:eastAsia="Yu Gothic" w:hAnsi="Yu Gothic"/>
+          <w:b/>
+          <w:bCs/>
+        </w:rPr>
+        <w:t xml:space="preserve">両チームのHOLD判定は維持される。</w:t>
+      </w:r>
+    </w:p>
+    <w:p>
+      <w:pPr>
+        <w:spacing w:after="120" w:line="300"/>
+      </w:pPr>
+      <w:r>
+        <w:rPr>
+          <w:rFonts w:ascii="Yu Gothic" w:cs="Yu Gothic" w:eastAsia="Yu Gothic" w:hAnsi="Yu Gothic"/>
+        </w:rPr>
+        <w:t xml:space="preserve">ただし</w:t>
+      </w:r>
+      <w:r>
+        <w:rPr>
+          <w:rFonts w:ascii="Yu Gothic" w:cs="Yu Gothic" w:eastAsia="Yu Gothic" w:hAnsi="Yu Gothic"/>
+          <w:b/>
+          <w:bCs/>
+        </w:rPr>
+        <w:t xml:space="preserve">不成立の真因は「改修費が高いこと」ではなく「稼働率が低いこと」である。</w:t>
+      </w:r>
+    </w:p>
+    <w:p>
+      <w:pPr>
+        <w:spacing w:after="120" w:line="300"/>
+      </w:pPr>
+      <w:r>
+        <w:rPr>
+          <w:rFonts w:ascii="Yu Gothic" w:cs="Yu Gothic" w:eastAsia="Yu Gothic" w:hAnsi="Yu Gothic"/>
+          <w:b/>
+          <w:bCs/>
+        </w:rPr>
+        <w:t xml:space="preserve">したがって初期提案Vol2が市に求めるCAPEX支援は、全額実現しても本質的な問題を解決しない。</w:t>
+      </w:r>
+    </w:p>
+    <w:p>
+      <w:pPr>
         <w:pBdr>
           <w:bottom w:val="single" w:color="C8C8C8" w:sz="4" w:space="1"/>
         </w:pBdr>
@@ -54267,7 +56676,7 @@
           <w:sz w:val="18"/>
           <w:szCs w:val="18"/>
         </w:rPr>
-        <w:t xml:space="preserve">ENOWA OONO｜Feasibility Study / Red Team 検証報告書 v1.0</w:t>
+        <w:t xml:space="preserve">ENOWA OONO｜Feasibility Study / Red Team 検証報告書 v1.1（2026年9月2日）</w:t>
       </w:r>
     </w:p>
     <w:p>
